--- a/experiments/report_machine/office/output/中国中免/20260729_中国中免_midday.docx
+++ b/experiments/report_machine/office/output/中国中免/20260729_中国中免_midday.docx
@@ -18,24 +18,6 @@
         </w:rPr>
         <w:t>中国中免（601888.SH）午间分析报告</w:t>
       </w:r>
-    </w:p>
-    <w:p>
-      <w:r>
-        <w:rPr>
-          <w:rFonts w:ascii="Microsoft YaHei" w:hAnsi="Microsoft YaHei"/>
-          <w:b/>
-          <w:color w:val="1A1A1A"/>
-        </w:rPr>
-        <w:t>数据截止：2026年7月29日 11:30</w:t>
-      </w:r>
-    </w:p>
-    <w:p>
-      <w:pPr>
-        <w:spacing w:before="240" w:after="240"/>
-        <w:pBdr>
-          <w:bottom w:val="single" w:sz="4" w:space="1" w:color="D0D7DE"/>
-        </w:pBdr>
-      </w:pPr>
     </w:p>
     <w:p>
       <w:pPr>
@@ -59,7 +41,7 @@
         <w:rPr>
           <w:rFonts w:ascii="Microsoft YaHei" w:hAnsi="Microsoft YaHei"/>
         </w:rPr>
-        <w:t xml:space="preserve">今日A股全市场情绪偏暖，三大指数早盘分化明显。全市场成交额达 </w:t>
+        <w:t>今日全市场情绪偏暖，</w:t>
       </w:r>
       <w:r>
         <w:rPr>
@@ -67,13 +49,13 @@
           <w:b/>
           <w:color w:val="1A1A1A"/>
         </w:rPr>
-        <w:t>1.46万亿元</w:t>
+        <w:t>市场热度57（高）</w:t>
       </w:r>
       <w:r>
         <w:rPr>
           <w:rFonts w:ascii="Microsoft YaHei" w:hAnsi="Microsoft YaHei"/>
         </w:rPr>
-        <w:t xml:space="preserve">（较前日增量 </w:t>
+        <w:t xml:space="preserve">，成交额达 </w:t>
       </w:r>
       <w:r>
         <w:rPr>
@@ -81,13 +63,13 @@
           <w:b/>
           <w:color w:val="1A1A1A"/>
         </w:rPr>
-        <w:t>+1549亿</w:t>
+        <w:t>1.48万亿元（+1516亿）</w:t>
       </w:r>
       <w:r>
         <w:rPr>
           <w:rFonts w:ascii="Microsoft YaHei" w:hAnsi="Microsoft YaHei"/>
         </w:rPr>
-        <w:t xml:space="preserve">），上涨家数 </w:t>
+        <w:t xml:space="preserve">，量能显著放大。上涨个股 </w:t>
       </w:r>
       <w:r>
         <w:rPr>
@@ -95,7 +77,7 @@
           <w:b/>
           <w:color w:val="1A1A1A"/>
         </w:rPr>
-        <w:t>3407家</w:t>
+        <w:t>3431只</w:t>
       </w:r>
       <w:r>
         <w:rPr>
@@ -109,13 +91,13 @@
           <w:b/>
           <w:color w:val="1A1A1A"/>
         </w:rPr>
-        <w:t>2025家</w:t>
+        <w:t>2000只</w:t>
       </w:r>
       <w:r>
         <w:rPr>
           <w:rFonts w:ascii="Microsoft YaHei" w:hAnsi="Microsoft YaHei"/>
         </w:rPr>
-        <w:t xml:space="preserve">，涨停 </w:t>
+        <w:t xml:space="preserve">，上涨占比 </w:t>
       </w:r>
       <w:r>
         <w:rPr>
@@ -123,27 +105,13 @@
           <w:b/>
           <w:color w:val="1A1A1A"/>
         </w:rPr>
-        <w:t>57家</w:t>
+        <w:t>78%</w:t>
       </w:r>
       <w:r>
         <w:rPr>
           <w:rFonts w:ascii="Microsoft YaHei" w:hAnsi="Microsoft YaHei"/>
         </w:rPr>
-        <w:t xml:space="preserve">，跌停 </w:t>
-      </w:r>
-      <w:r>
-        <w:rPr>
-          <w:rFonts w:ascii="Microsoft YaHei" w:hAnsi="Microsoft YaHei"/>
-          <w:b/>
-          <w:color w:val="1A1A1A"/>
-        </w:rPr>
-        <w:t>18家</w:t>
-      </w:r>
-      <w:r>
-        <w:rPr>
-          <w:rFonts w:ascii="Microsoft YaHei" w:hAnsi="Microsoft YaHei"/>
-        </w:rPr>
-        <w:t xml:space="preserve">，赚钱效应 </w:t>
+        <w:t xml:space="preserve">，涨停58只、跌停19只。赚钱效应约为 </w:t>
       </w:r>
       <w:r>
         <w:rPr>
@@ -157,15 +125,7 @@
         <w:rPr>
           <w:rFonts w:ascii="Microsoft YaHei" w:hAnsi="Microsoft YaHei"/>
         </w:rPr>
-        <w:t>。市场人气整体较好，但结构分化显著——消费蓝筹走强，科技板块则承受较大抛压。</w:t>
-      </w:r>
-    </w:p>
-    <w:p>
-      <w:r>
-        <w:rPr>
-          <w:rFonts w:ascii="Microsoft YaHei" w:hAnsi="Microsoft YaHei"/>
-        </w:rPr>
-        <w:t xml:space="preserve">中国中免今日早盘跳空高开（开盘价 </w:t>
+        <w:t xml:space="preserve">，整体市场人气较好，涨幅集中在 </w:t>
       </w:r>
       <w:r>
         <w:rPr>
@@ -173,83 +133,13 @@
           <w:b/>
           <w:color w:val="1A1A1A"/>
         </w:rPr>
-        <w:t>52.50元</w:t>
+        <w:t>1%~2%</w:t>
       </w:r>
       <w:r>
         <w:rPr>
           <w:rFonts w:ascii="Microsoft YaHei" w:hAnsi="Microsoft YaHei"/>
         </w:rPr>
-        <w:t xml:space="preserve">，较昨收 </w:t>
-      </w:r>
-      <w:r>
-        <w:rPr>
-          <w:rFonts w:ascii="Microsoft YaHei" w:hAnsi="Microsoft YaHei"/>
-          <w:b/>
-          <w:color w:val="1A1A1A"/>
-        </w:rPr>
-        <w:t>52.90元</w:t>
-      </w:r>
-      <w:r>
-        <w:rPr>
-          <w:rFonts w:ascii="Microsoft YaHei" w:hAnsi="Microsoft YaHei"/>
-        </w:rPr>
-        <w:t xml:space="preserve"> 微幅低开后迅速拉升），盘中最高触及 </w:t>
-      </w:r>
-      <w:r>
-        <w:rPr>
-          <w:rFonts w:ascii="Microsoft YaHei" w:hAnsi="Microsoft YaHei"/>
-          <w:b/>
-          <w:color w:val="1A1A1A"/>
-        </w:rPr>
-        <w:t>55.14元</w:t>
-      </w:r>
-      <w:r>
-        <w:rPr>
-          <w:rFonts w:ascii="Microsoft YaHei" w:hAnsi="Microsoft YaHei"/>
-        </w:rPr>
-        <w:t xml:space="preserve">，午间收报 </w:t>
-      </w:r>
-      <w:r>
-        <w:rPr>
-          <w:rFonts w:ascii="Microsoft YaHei" w:hAnsi="Microsoft YaHei"/>
-          <w:b/>
-          <w:color w:val="1A1A1A"/>
-        </w:rPr>
-        <w:t>54.67元</w:t>
-      </w:r>
-      <w:r>
-        <w:rPr>
-          <w:rFonts w:ascii="Microsoft YaHei" w:hAnsi="Microsoft YaHei"/>
-        </w:rPr>
-        <w:t xml:space="preserve">，涨幅 </w:t>
-      </w:r>
-      <w:r>
-        <w:rPr>
-          <w:rFonts w:ascii="Microsoft YaHei" w:hAnsi="Microsoft YaHei"/>
-          <w:b/>
-          <w:color w:val="1A1A1A"/>
-        </w:rPr>
-        <w:t>+3.35%</w:t>
-      </w:r>
-      <w:r>
-        <w:rPr>
-          <w:rFonts w:ascii="Microsoft YaHei" w:hAnsi="Microsoft YaHei"/>
-        </w:rPr>
-        <w:t xml:space="preserve">，振幅达 </w:t>
-      </w:r>
-      <w:r>
-        <w:rPr>
-          <w:rFonts w:ascii="Microsoft YaHei" w:hAnsi="Microsoft YaHei"/>
-          <w:b/>
-          <w:color w:val="1A1A1A"/>
-        </w:rPr>
-        <w:t>5.18%</w:t>
-      </w:r>
-      <w:r>
-        <w:rPr>
-          <w:rFonts w:ascii="Microsoft YaHei" w:hAnsi="Microsoft YaHei"/>
-        </w:rPr>
-        <w:t>，表现远超大盘。</w:t>
+        <w:t xml:space="preserve"> 区间，做多意愿有所恢复。</w:t>
       </w:r>
     </w:p>
     <w:p>
@@ -277,6 +167,20 @@
         <w:t>个股分析</w:t>
       </w:r>
     </w:p>
+    <w:p>
+      <w:pPr>
+        <w:spacing w:before="280" w:after="80" w:line="312" w:lineRule="auto"/>
+      </w:pPr>
+      <w:r>
+        <w:rPr>
+          <w:rFonts w:ascii="Microsoft YaHei" w:hAnsi="Microsoft YaHei"/>
+          <w:b/>
+          <w:color w:val="333333"/>
+          <w:sz w:val="24"/>
+        </w:rPr>
+        <w:t>收盘数据</w:t>
+      </w:r>
+    </w:p>
     <w:tbl>
       <w:tblPr>
         <w:tblStyle w:val="TableGrid"/>
@@ -286,14 +190,13 @@
         <w:tblLook w:firstColumn="1" w:firstRow="1" w:lastColumn="0" w:lastRow="0" w:noHBand="0" w:noVBand="1" w:val="04A0"/>
       </w:tblPr>
       <w:tblGrid>
-        <w:gridCol w:w="3022"/>
-        <w:gridCol w:w="3022"/>
-        <w:gridCol w:w="3022"/>
+        <w:gridCol w:w="4533"/>
+        <w:gridCol w:w="4533"/>
       </w:tblGrid>
       <w:tr>
         <w:tc>
           <w:tcPr>
-            <w:tcW w:type="dxa" w:w="3022"/>
+            <w:tcW w:type="dxa" w:w="4533"/>
             <w:shd w:fill="F6F8FA" w:val="clear"/>
           </w:tcPr>
           <w:p>
@@ -308,13 +211,13 @@
                 <w:color w:val="1A1A1A"/>
                 <w:sz w:val="18"/>
               </w:rPr>
-              <w:t>指标</w:t>
+              <w:t>项目</w:t>
             </w:r>
           </w:p>
         </w:tc>
         <w:tc>
           <w:tcPr>
-            <w:tcW w:type="dxa" w:w="3022"/>
+            <w:tcW w:type="dxa" w:w="4533"/>
             <w:shd w:fill="F6F8FA" w:val="clear"/>
           </w:tcPr>
           <w:p>
@@ -329,14 +232,33 @@
                 <w:color w:val="1A1A1A"/>
                 <w:sz w:val="18"/>
               </w:rPr>
-              <w:t>数据</w:t>
+              <w:t>数值</w:t>
+            </w:r>
+          </w:p>
+        </w:tc>
+      </w:tr>
+      <w:tr>
+        <w:tc>
+          <w:tcPr>
+            <w:tcW w:type="dxa" w:w="4533"/>
+          </w:tcPr>
+          <w:p>
+            <w:pPr>
+              <w:spacing w:before="40" w:after="40" w:line="288" w:lineRule="auto"/>
+            </w:pPr>
+            <w:r/>
+            <w:r>
+              <w:rPr>
+                <w:rFonts w:ascii="Microsoft YaHei" w:hAnsi="Microsoft YaHei"/>
+                <w:sz w:val="18"/>
+              </w:rPr>
+              <w:t>当前价</w:t>
             </w:r>
           </w:p>
         </w:tc>
         <w:tc>
           <w:tcPr>
-            <w:tcW w:type="dxa" w:w="3022"/>
-            <w:shd w:fill="F6F8FA" w:val="clear"/>
+            <w:tcW w:type="dxa" w:w="4533"/>
           </w:tcPr>
           <w:p>
             <w:pPr>
@@ -350,7 +272,7 @@
                 <w:color w:val="1A1A1A"/>
                 <w:sz w:val="18"/>
               </w:rPr>
-              <w:t>对比</w:t>
+              <w:t>54.67 元</w:t>
             </w:r>
           </w:p>
         </w:tc>
@@ -358,47 +280,8 @@
       <w:tr>
         <w:tc>
           <w:tcPr>
-            <w:tcW w:type="dxa" w:w="3022"/>
-          </w:tcPr>
-          <w:p>
-            <w:pPr>
-              <w:spacing w:before="40" w:after="40" w:line="288" w:lineRule="auto"/>
-            </w:pPr>
-            <w:r/>
-            <w:r>
-              <w:rPr>
-                <w:rFonts w:ascii="Microsoft YaHei" w:hAnsi="Microsoft YaHei"/>
-                <w:b/>
-                <w:color w:val="1A1A1A"/>
-                <w:sz w:val="18"/>
-              </w:rPr>
-              <w:t>当前价</w:t>
-            </w:r>
-          </w:p>
-        </w:tc>
-        <w:tc>
-          <w:tcPr>
-            <w:tcW w:type="dxa" w:w="3022"/>
-          </w:tcPr>
-          <w:p>
-            <w:pPr>
-              <w:spacing w:before="40" w:after="40" w:line="288" w:lineRule="auto"/>
-            </w:pPr>
-            <w:r/>
-            <w:r>
-              <w:rPr>
-                <w:rFonts w:ascii="Microsoft YaHei" w:hAnsi="Microsoft YaHei"/>
-                <w:b/>
-                <w:color w:val="1A1A1A"/>
-                <w:sz w:val="18"/>
-              </w:rPr>
-              <w:t>54.67元</w:t>
-            </w:r>
-          </w:p>
-        </w:tc>
-        <w:tc>
-          <w:tcPr>
-            <w:tcW w:type="dxa" w:w="3022"/>
+            <w:tcW w:type="dxa" w:w="4533"/>
+            <w:shd w:fill="F8F9FA" w:val="clear"/>
           </w:tcPr>
           <w:p>
             <w:pPr>
@@ -410,15 +293,13 @@
                 <w:rFonts w:ascii="Microsoft YaHei" w:hAnsi="Microsoft YaHei"/>
                 <w:sz w:val="18"/>
               </w:rPr>
-              <w:t>较昨收+3.35%</w:t>
+              <w:t>涨跌幅</w:t>
             </w:r>
           </w:p>
         </w:tc>
-      </w:tr>
-      <w:tr>
         <w:tc>
           <w:tcPr>
-            <w:tcW w:type="dxa" w:w="3022"/>
+            <w:tcW w:type="dxa" w:w="4533"/>
             <w:shd w:fill="F8F9FA" w:val="clear"/>
           </w:tcPr>
           <w:p>
@@ -433,14 +314,33 @@
                 <w:color w:val="1A1A1A"/>
                 <w:sz w:val="18"/>
               </w:rPr>
+              <w:t>+3.35%</w:t>
+            </w:r>
+          </w:p>
+        </w:tc>
+      </w:tr>
+      <w:tr>
+        <w:tc>
+          <w:tcPr>
+            <w:tcW w:type="dxa" w:w="4533"/>
+          </w:tcPr>
+          <w:p>
+            <w:pPr>
+              <w:spacing w:before="40" w:after="40" w:line="288" w:lineRule="auto"/>
+            </w:pPr>
+            <w:r/>
+            <w:r>
+              <w:rPr>
+                <w:rFonts w:ascii="Microsoft YaHei" w:hAnsi="Microsoft YaHei"/>
+                <w:sz w:val="18"/>
+              </w:rPr>
               <w:t>开盘/最高/最低</w:t>
             </w:r>
           </w:p>
         </w:tc>
         <w:tc>
           <w:tcPr>
-            <w:tcW w:type="dxa" w:w="3022"/>
-            <w:shd w:fill="F8F9FA" w:val="clear"/>
+            <w:tcW w:type="dxa" w:w="4533"/>
           </w:tcPr>
           <w:p>
             <w:pPr>
@@ -456,9 +356,11 @@
             </w:r>
           </w:p>
         </w:tc>
+      </w:tr>
+      <w:tr>
         <w:tc>
           <w:tcPr>
-            <w:tcW w:type="dxa" w:w="3022"/>
+            <w:tcW w:type="dxa" w:w="4533"/>
             <w:shd w:fill="F8F9FA" w:val="clear"/>
           </w:tcPr>
           <w:p>
@@ -471,75 +373,13 @@
                 <w:rFonts w:ascii="Microsoft YaHei" w:hAnsi="Microsoft YaHei"/>
                 <w:sz w:val="18"/>
               </w:rPr>
-              <w:t>波动区间宽达2.74元</w:t>
-            </w:r>
-          </w:p>
-        </w:tc>
-      </w:tr>
-      <w:tr>
-        <w:tc>
-          <w:tcPr>
-            <w:tcW w:type="dxa" w:w="3022"/>
-          </w:tcPr>
-          <w:p>
-            <w:pPr>
-              <w:spacing w:before="40" w:after="40" w:line="288" w:lineRule="auto"/>
-            </w:pPr>
-            <w:r/>
-            <w:r>
-              <w:rPr>
-                <w:rFonts w:ascii="Microsoft YaHei" w:hAnsi="Microsoft YaHei"/>
-                <w:b/>
-                <w:color w:val="1A1A1A"/>
-                <w:sz w:val="18"/>
-              </w:rPr>
-              <w:t>成交额</w:t>
+              <w:t>成交额（万元）</w:t>
             </w:r>
           </w:p>
         </w:tc>
         <w:tc>
           <w:tcPr>
-            <w:tcW w:type="dxa" w:w="3022"/>
-          </w:tcPr>
-          <w:p>
-            <w:pPr>
-              <w:spacing w:before="40" w:after="40" w:line="288" w:lineRule="auto"/>
-            </w:pPr>
-            <w:r/>
-            <w:r>
-              <w:rPr>
-                <w:rFonts w:ascii="Microsoft YaHei" w:hAnsi="Microsoft YaHei"/>
-                <w:b/>
-                <w:color w:val="1A1A1A"/>
-                <w:sz w:val="18"/>
-              </w:rPr>
-              <w:t>27.18亿元</w:t>
-            </w:r>
-          </w:p>
-        </w:tc>
-        <w:tc>
-          <w:tcPr>
-            <w:tcW w:type="dxa" w:w="3022"/>
-          </w:tcPr>
-          <w:p>
-            <w:pPr>
-              <w:spacing w:before="40" w:after="40" w:line="288" w:lineRule="auto"/>
-            </w:pPr>
-            <w:r/>
-            <w:r>
-              <w:rPr>
-                <w:rFonts w:ascii="Microsoft YaHei" w:hAnsi="Microsoft YaHei"/>
-                <w:sz w:val="18"/>
-              </w:rPr>
-              <w:t>半日即接近上日全天水平</w:t>
-            </w:r>
-          </w:p>
-        </w:tc>
-      </w:tr>
-      <w:tr>
-        <w:tc>
-          <w:tcPr>
-            <w:tcW w:type="dxa" w:w="3022"/>
+            <w:tcW w:type="dxa" w:w="4533"/>
             <w:shd w:fill="F8F9FA" w:val="clear"/>
           </w:tcPr>
           <w:p>
@@ -554,13 +394,72 @@
                 <w:color w:val="1A1A1A"/>
                 <w:sz w:val="18"/>
               </w:rPr>
+              <w:t>271,826</w:t>
+            </w:r>
+          </w:p>
+        </w:tc>
+      </w:tr>
+      <w:tr>
+        <w:tc>
+          <w:tcPr>
+            <w:tcW w:type="dxa" w:w="4533"/>
+          </w:tcPr>
+          <w:p>
+            <w:pPr>
+              <w:spacing w:before="40" w:after="40" w:line="288" w:lineRule="auto"/>
+            </w:pPr>
+            <w:r/>
+            <w:r>
+              <w:rPr>
+                <w:rFonts w:ascii="Microsoft YaHei" w:hAnsi="Microsoft YaHei"/>
+                <w:sz w:val="18"/>
+              </w:rPr>
+              <w:t>成交量（手）</w:t>
+            </w:r>
+          </w:p>
+        </w:tc>
+        <w:tc>
+          <w:tcPr>
+            <w:tcW w:type="dxa" w:w="4533"/>
+          </w:tcPr>
+          <w:p>
+            <w:pPr>
+              <w:spacing w:before="40" w:after="40" w:line="288" w:lineRule="auto"/>
+            </w:pPr>
+            <w:r/>
+            <w:r>
+              <w:rPr>
+                <w:rFonts w:ascii="Microsoft YaHei" w:hAnsi="Microsoft YaHei"/>
+                <w:sz w:val="18"/>
+              </w:rPr>
+              <w:t>501,344</w:t>
+            </w:r>
+          </w:p>
+        </w:tc>
+      </w:tr>
+      <w:tr>
+        <w:tc>
+          <w:tcPr>
+            <w:tcW w:type="dxa" w:w="4533"/>
+            <w:shd w:fill="F8F9FA" w:val="clear"/>
+          </w:tcPr>
+          <w:p>
+            <w:pPr>
+              <w:spacing w:before="40" w:after="40" w:line="288" w:lineRule="auto"/>
+            </w:pPr>
+            <w:r/>
+            <w:r>
+              <w:rPr>
+                <w:rFonts w:ascii="Microsoft YaHei" w:hAnsi="Microsoft YaHei"/>
+                <w:sz w:val="18"/>
+              </w:rPr>
               <w:t>换手率</w:t>
             </w:r>
           </w:p>
         </w:tc>
         <w:tc>
           <w:tcPr>
-            <w:tcW w:type="dxa" w:w="3022"/>
+            <w:tcW w:type="dxa" w:w="4533"/>
             <w:shd w:fill="F8F9FA" w:val="clear"/>
           </w:tcPr>
           <w:p>
@@ -579,10 +478,11 @@
             </w:r>
           </w:p>
         </w:tc>
+      </w:tr>
+      <w:tr>
         <w:tc>
           <w:tcPr>
-            <w:tcW w:type="dxa" w:w="3022"/>
-            <w:shd w:fill="F8F9FA" w:val="clear"/>
+            <w:tcW w:type="dxa" w:w="4533"/>
           </w:tcPr>
           <w:p>
             <w:pPr>
@@ -594,35 +494,13 @@
                 <w:rFonts w:ascii="Microsoft YaHei" w:hAnsi="Microsoft YaHei"/>
                 <w:sz w:val="18"/>
               </w:rPr>
-              <w:t>上日全日仅2.06%，放量明显</w:t>
-            </w:r>
-          </w:p>
-        </w:tc>
-      </w:tr>
-      <w:tr>
-        <w:tc>
-          <w:tcPr>
-            <w:tcW w:type="dxa" w:w="3022"/>
-          </w:tcPr>
-          <w:p>
-            <w:pPr>
-              <w:spacing w:before="40" w:after="40" w:line="288" w:lineRule="auto"/>
-            </w:pPr>
-            <w:r/>
-            <w:r>
-              <w:rPr>
-                <w:rFonts w:ascii="Microsoft YaHei" w:hAnsi="Microsoft YaHei"/>
-                <w:b/>
-                <w:color w:val="1A1A1A"/>
-                <w:sz w:val="18"/>
-              </w:rPr>
               <w:t>量比</w:t>
             </w:r>
           </w:p>
         </w:tc>
         <w:tc>
           <w:tcPr>
-            <w:tcW w:type="dxa" w:w="3022"/>
+            <w:tcW w:type="dxa" w:w="4533"/>
           </w:tcPr>
           <w:p>
             <w:pPr>
@@ -640,9 +518,12 @@
             </w:r>
           </w:p>
         </w:tc>
+      </w:tr>
+      <w:tr>
         <w:tc>
           <w:tcPr>
-            <w:tcW w:type="dxa" w:w="3022"/>
+            <w:tcW w:type="dxa" w:w="4533"/>
+            <w:shd w:fill="F8F9FA" w:val="clear"/>
           </w:tcPr>
           <w:p>
             <w:pPr>
@@ -654,7 +535,26 @@
                 <w:rFonts w:ascii="Microsoft YaHei" w:hAnsi="Microsoft YaHei"/>
                 <w:sz w:val="18"/>
               </w:rPr>
-              <w:t>交投显著活跃</w:t>
+              <w:t>动态市盈率</w:t>
+            </w:r>
+          </w:p>
+        </w:tc>
+        <w:tc>
+          <w:tcPr>
+            <w:tcW w:type="dxa" w:w="4533"/>
+            <w:shd w:fill="F8F9FA" w:val="clear"/>
+          </w:tcPr>
+          <w:p>
+            <w:pPr>
+              <w:spacing w:before="40" w:after="40" w:line="288" w:lineRule="auto"/>
+            </w:pPr>
+            <w:r/>
+            <w:r>
+              <w:rPr>
+                <w:rFonts w:ascii="Microsoft YaHei" w:hAnsi="Microsoft YaHei"/>
+                <w:sz w:val="18"/>
+              </w:rPr>
+              <w:t>18.28</w:t>
             </w:r>
           </w:p>
         </w:tc>
@@ -662,7 +562,64 @@
       <w:tr>
         <w:tc>
           <w:tcPr>
-            <w:tcW w:type="dxa" w:w="3022"/>
+            <w:tcW w:type="dxa" w:w="4533"/>
+          </w:tcPr>
+          <w:p>
+            <w:pPr>
+              <w:spacing w:before="40" w:after="40" w:line="288" w:lineRule="auto"/>
+            </w:pPr>
+            <w:r/>
+            <w:r>
+              <w:rPr>
+                <w:rFonts w:ascii="Microsoft YaHei" w:hAnsi="Microsoft YaHei"/>
+                <w:sz w:val="18"/>
+              </w:rPr>
+              <w:t>市净率</w:t>
+            </w:r>
+          </w:p>
+        </w:tc>
+        <w:tc>
+          <w:tcPr>
+            <w:tcW w:type="dxa" w:w="4533"/>
+          </w:tcPr>
+          <w:p>
+            <w:pPr>
+              <w:spacing w:before="40" w:after="40" w:line="288" w:lineRule="auto"/>
+            </w:pPr>
+            <w:r/>
+            <w:r>
+              <w:rPr>
+                <w:rFonts w:ascii="Microsoft YaHei" w:hAnsi="Microsoft YaHei"/>
+                <w:sz w:val="18"/>
+              </w:rPr>
+              <w:t>1.98</w:t>
+            </w:r>
+          </w:p>
+        </w:tc>
+      </w:tr>
+      <w:tr>
+        <w:tc>
+          <w:tcPr>
+            <w:tcW w:type="dxa" w:w="4533"/>
+            <w:shd w:fill="F8F9FA" w:val="clear"/>
+          </w:tcPr>
+          <w:p>
+            <w:pPr>
+              <w:spacing w:before="40" w:after="40" w:line="288" w:lineRule="auto"/>
+            </w:pPr>
+            <w:r/>
+            <w:r>
+              <w:rPr>
+                <w:rFonts w:ascii="Microsoft YaHei" w:hAnsi="Microsoft YaHei"/>
+                <w:sz w:val="18"/>
+              </w:rPr>
+              <w:t>总市值（亿元）</w:t>
+            </w:r>
+          </w:p>
+        </w:tc>
+        <w:tc>
+          <w:tcPr>
+            <w:tcW w:type="dxa" w:w="4533"/>
             <w:shd w:fill="F8F9FA" w:val="clear"/>
           </w:tcPr>
           <w:p>
@@ -677,224 +634,7 @@
                 <w:color w:val="1A1A1A"/>
                 <w:sz w:val="18"/>
               </w:rPr>
-              <w:t>动态市盈率</w:t>
-            </w:r>
-          </w:p>
-        </w:tc>
-        <w:tc>
-          <w:tcPr>
-            <w:tcW w:type="dxa" w:w="3022"/>
-            <w:shd w:fill="F8F9FA" w:val="clear"/>
-          </w:tcPr>
-          <w:p>
-            <w:pPr>
-              <w:spacing w:before="40" w:after="40" w:line="288" w:lineRule="auto"/>
-            </w:pPr>
-            <w:r/>
-            <w:r>
-              <w:rPr>
-                <w:rFonts w:ascii="Microsoft YaHei" w:hAnsi="Microsoft YaHei"/>
-                <w:b/>
-                <w:color w:val="1A1A1A"/>
-                <w:sz w:val="18"/>
-              </w:rPr>
-              <w:t>18.28倍</w:t>
-            </w:r>
-          </w:p>
-        </w:tc>
-        <w:tc>
-          <w:tcPr>
-            <w:tcW w:type="dxa" w:w="3022"/>
-            <w:shd w:fill="F8F9FA" w:val="clear"/>
-          </w:tcPr>
-          <w:p>
-            <w:pPr>
-              <w:spacing w:before="40" w:after="40" w:line="288" w:lineRule="auto"/>
-            </w:pPr>
-            <w:r/>
-            <w:r>
-              <w:rPr>
-                <w:rFonts w:ascii="Microsoft YaHei" w:hAnsi="Microsoft YaHei"/>
-                <w:sz w:val="18"/>
-              </w:rPr>
-              <w:t>处于近五年低位区间</w:t>
-            </w:r>
-          </w:p>
-        </w:tc>
-      </w:tr>
-      <w:tr>
-        <w:tc>
-          <w:tcPr>
-            <w:tcW w:type="dxa" w:w="3022"/>
-          </w:tcPr>
-          <w:p>
-            <w:pPr>
-              <w:spacing w:before="40" w:after="40" w:line="288" w:lineRule="auto"/>
-            </w:pPr>
-            <w:r/>
-            <w:r>
-              <w:rPr>
-                <w:rFonts w:ascii="Microsoft YaHei" w:hAnsi="Microsoft YaHei"/>
-                <w:b/>
-                <w:color w:val="1A1A1A"/>
-                <w:sz w:val="18"/>
-              </w:rPr>
-              <w:t>市净率</w:t>
-            </w:r>
-          </w:p>
-        </w:tc>
-        <w:tc>
-          <w:tcPr>
-            <w:tcW w:type="dxa" w:w="3022"/>
-          </w:tcPr>
-          <w:p>
-            <w:pPr>
-              <w:spacing w:before="40" w:after="40" w:line="288" w:lineRule="auto"/>
-            </w:pPr>
-            <w:r/>
-            <w:r>
-              <w:rPr>
-                <w:rFonts w:ascii="Microsoft YaHei" w:hAnsi="Microsoft YaHei"/>
-                <w:sz w:val="18"/>
-              </w:rPr>
-              <w:t>1.98倍</w:t>
-            </w:r>
-          </w:p>
-        </w:tc>
-        <w:tc>
-          <w:tcPr>
-            <w:tcW w:type="dxa" w:w="3022"/>
-          </w:tcPr>
-          <w:p>
-            <w:pPr>
-              <w:spacing w:before="40" w:after="40" w:line="288" w:lineRule="auto"/>
-            </w:pPr>
-            <w:r/>
-            <w:r>
-              <w:rPr>
-                <w:rFonts w:ascii="Microsoft YaHei" w:hAnsi="Microsoft YaHei"/>
-                <w:sz w:val="18"/>
-              </w:rPr>
-              <w:t>估值安全边际较高</w:t>
-            </w:r>
-          </w:p>
-        </w:tc>
-      </w:tr>
-      <w:tr>
-        <w:tc>
-          <w:tcPr>
-            <w:tcW w:type="dxa" w:w="3022"/>
-            <w:shd w:fill="F8F9FA" w:val="clear"/>
-          </w:tcPr>
-          <w:p>
-            <w:pPr>
-              <w:spacing w:before="40" w:after="40" w:line="288" w:lineRule="auto"/>
-            </w:pPr>
-            <w:r/>
-            <w:r>
-              <w:rPr>
-                <w:rFonts w:ascii="Microsoft YaHei" w:hAnsi="Microsoft YaHei"/>
-                <w:b/>
-                <w:color w:val="1A1A1A"/>
-                <w:sz w:val="18"/>
-              </w:rPr>
-              <w:t>总市值</w:t>
-            </w:r>
-          </w:p>
-        </w:tc>
-        <w:tc>
-          <w:tcPr>
-            <w:tcW w:type="dxa" w:w="3022"/>
-            <w:shd w:fill="F8F9FA" w:val="clear"/>
-          </w:tcPr>
-          <w:p>
-            <w:pPr>
-              <w:spacing w:before="40" w:after="40" w:line="288" w:lineRule="auto"/>
-            </w:pPr>
-            <w:r/>
-            <w:r>
-              <w:rPr>
-                <w:rFonts w:ascii="Microsoft YaHei" w:hAnsi="Microsoft YaHei"/>
-                <w:sz w:val="18"/>
-              </w:rPr>
-              <w:t>1,135.93亿元</w:t>
-            </w:r>
-          </w:p>
-        </w:tc>
-        <w:tc>
-          <w:tcPr>
-            <w:tcW w:type="dxa" w:w="3022"/>
-            <w:shd w:fill="F8F9FA" w:val="clear"/>
-          </w:tcPr>
-          <w:p>
-            <w:pPr>
-              <w:spacing w:before="40" w:after="40" w:line="288" w:lineRule="auto"/>
-            </w:pPr>
-            <w:r/>
-            <w:r>
-              <w:rPr>
-                <w:rFonts w:ascii="Microsoft YaHei" w:hAnsi="Microsoft YaHei"/>
-                <w:sz w:val="18"/>
-              </w:rPr>
-              <w:t>流通市值1,067.42亿元</w:t>
-            </w:r>
-          </w:p>
-        </w:tc>
-      </w:tr>
-      <w:tr>
-        <w:tc>
-          <w:tcPr>
-            <w:tcW w:type="dxa" w:w="3022"/>
-          </w:tcPr>
-          <w:p>
-            <w:pPr>
-              <w:spacing w:before="40" w:after="40" w:line="288" w:lineRule="auto"/>
-            </w:pPr>
-            <w:r/>
-            <w:r>
-              <w:rPr>
-                <w:rFonts w:ascii="Microsoft YaHei" w:hAnsi="Microsoft YaHei"/>
-                <w:b/>
-                <w:color w:val="1A1A1A"/>
-                <w:sz w:val="18"/>
-              </w:rPr>
-              <w:t>内外盘比</w:t>
-            </w:r>
-          </w:p>
-        </w:tc>
-        <w:tc>
-          <w:tcPr>
-            <w:tcW w:type="dxa" w:w="3022"/>
-          </w:tcPr>
-          <w:p>
-            <w:pPr>
-              <w:spacing w:before="40" w:after="40" w:line="288" w:lineRule="auto"/>
-            </w:pPr>
-            <w:r/>
-            <w:r>
-              <w:rPr>
-                <w:rFonts w:ascii="Microsoft YaHei" w:hAnsi="Microsoft YaHei"/>
-                <w:sz w:val="18"/>
-              </w:rPr>
-              <w:t>265,799手 / 235,545手</w:t>
-            </w:r>
-          </w:p>
-        </w:tc>
-        <w:tc>
-          <w:tcPr>
-            <w:tcW w:type="dxa" w:w="3022"/>
-          </w:tcPr>
-          <w:p>
-            <w:pPr>
-              <w:spacing w:before="40" w:after="40" w:line="288" w:lineRule="auto"/>
-            </w:pPr>
-            <w:r/>
-            <w:r>
-              <w:rPr>
-                <w:rFonts w:ascii="Microsoft YaHei" w:hAnsi="Microsoft YaHei"/>
-                <w:sz w:val="18"/>
-              </w:rPr>
-              <w:t>外盘 &gt; 内盘，主动性买盘占优</w:t>
+              <w:t>1,135.93</w:t>
             </w:r>
           </w:p>
         </w:tc>
@@ -908,13 +648,18 @@
           <w:b/>
           <w:color w:val="1A1A1A"/>
         </w:rPr>
-        <w:t>关键观察</w:t>
+        <w:t>核心看点：</w:t>
       </w:r>
+    </w:p>
+    <w:p>
+      <w:pPr>
+        <w:pStyle w:val="ListBullet"/>
+      </w:pPr>
       <w:r>
         <w:rPr>
           <w:rFonts w:ascii="Microsoft YaHei" w:hAnsi="Microsoft YaHei"/>
         </w:rPr>
-        <w:t xml:space="preserve">：今日半日成交额 </w:t>
+        <w:t xml:space="preserve">股价低开高走，开盘价 </w:t>
       </w:r>
       <w:r>
         <w:rPr>
@@ -922,13 +667,66 @@
           <w:b/>
           <w:color w:val="1A1A1A"/>
         </w:rPr>
-        <w:t>27.18亿元</w:t>
+        <w:t>52.50元</w:t>
       </w:r>
       <w:r>
         <w:rPr>
           <w:rFonts w:ascii="Microsoft YaHei" w:hAnsi="Microsoft YaHei"/>
         </w:rPr>
-        <w:t xml:space="preserve">，换手率 </w:t>
+        <w:t xml:space="preserve">，较昨收52.90元小幅低开，随后震荡上行，盘中最高触及 </w:t>
+      </w:r>
+      <w:r>
+        <w:rPr>
+          <w:rFonts w:ascii="Microsoft YaHei" w:hAnsi="Microsoft YaHei"/>
+          <w:b/>
+          <w:color w:val="1A1A1A"/>
+        </w:rPr>
+        <w:t>55.14元</w:t>
+      </w:r>
+      <w:r>
+        <w:rPr>
+          <w:rFonts w:ascii="Microsoft YaHei" w:hAnsi="Microsoft YaHei"/>
+        </w:rPr>
+        <w:t xml:space="preserve">，振幅达 </w:t>
+      </w:r>
+      <w:r>
+        <w:rPr>
+          <w:rFonts w:ascii="Microsoft YaHei" w:hAnsi="Microsoft YaHei"/>
+          <w:b/>
+          <w:color w:val="1A1A1A"/>
+        </w:rPr>
+        <w:t>5.18%</w:t>
+      </w:r>
+      <w:r>
+        <w:rPr>
+          <w:rFonts w:ascii="Microsoft YaHei" w:hAnsi="Microsoft YaHei"/>
+        </w:rPr>
+        <w:t xml:space="preserve">，最终午间收于 </w:t>
+      </w:r>
+      <w:r>
+        <w:rPr>
+          <w:rFonts w:ascii="Microsoft YaHei" w:hAnsi="Microsoft YaHei"/>
+          <w:b/>
+          <w:color w:val="1A1A1A"/>
+        </w:rPr>
+        <w:t>54.67元（+3.35%）</w:t>
+      </w:r>
+      <w:r>
+        <w:rPr>
+          <w:rFonts w:ascii="Microsoft YaHei" w:hAnsi="Microsoft YaHei"/>
+        </w:rPr>
+        <w:t>，走势强劲。</w:t>
+      </w:r>
+    </w:p>
+    <w:p>
+      <w:pPr>
+        <w:pStyle w:val="ListBullet"/>
+      </w:pPr>
+      <w:r>
+        <w:rPr>
+          <w:rFonts w:ascii="Microsoft YaHei" w:hAnsi="Microsoft YaHei"/>
+        </w:rPr>
+        <w:t xml:space="preserve">今日半日换手率 </w:t>
       </w:r>
       <w:r>
         <w:rPr>
@@ -942,7 +740,7 @@
         <w:rPr>
           <w:rFonts w:ascii="Microsoft YaHei" w:hAnsi="Microsoft YaHei"/>
         </w:rPr>
-        <w:t xml:space="preserve"> 已超过上日全日水平（2.06%），量比 </w:t>
+        <w:t xml:space="preserve">，较上一交易日全日换手率 </w:t>
       </w:r>
       <w:r>
         <w:rPr>
@@ -950,13 +748,13 @@
           <w:b/>
           <w:color w:val="1A1A1A"/>
         </w:rPr>
-        <w:t>1.21</w:t>
+        <w:t>2.06%</w:t>
       </w:r>
       <w:r>
         <w:rPr>
           <w:rFonts w:ascii="Microsoft YaHei" w:hAnsi="Microsoft YaHei"/>
         </w:rPr>
-        <w:t xml:space="preserve">，量价齐升特征明显。外盘（主动买盘）较内盘多出约 </w:t>
+        <w:t xml:space="preserve"> 放大 </w:t>
       </w:r>
       <w:r>
         <w:rPr>
@@ -964,13 +762,52 @@
           <w:b/>
           <w:color w:val="1A1A1A"/>
         </w:rPr>
-        <w:t>3万手</w:t>
+        <w:t>1.25倍</w:t>
       </w:r>
       <w:r>
         <w:rPr>
           <w:rFonts w:ascii="Microsoft YaHei" w:hAnsi="Microsoft YaHei"/>
         </w:rPr>
-        <w:t>，买盘力量持续占优。</w:t>
+        <w:t>，呈现</w:t>
+      </w:r>
+      <w:r>
+        <w:rPr>
+          <w:rFonts w:ascii="Microsoft YaHei" w:hAnsi="Microsoft YaHei"/>
+          <w:b/>
+          <w:color w:val="1A1A1A"/>
+        </w:rPr>
+        <w:t>明显放量</w:t>
+      </w:r>
+      <w:r>
+        <w:rPr>
+          <w:rFonts w:ascii="Microsoft YaHei" w:hAnsi="Microsoft YaHei"/>
+        </w:rPr>
+        <w:t>特征，说明资金参与度大幅提升。</w:t>
+      </w:r>
+    </w:p>
+    <w:p>
+      <w:pPr>
+        <w:pStyle w:val="ListBullet"/>
+      </w:pPr>
+      <w:r>
+        <w:rPr>
+          <w:rFonts w:ascii="Microsoft YaHei" w:hAnsi="Microsoft YaHei"/>
+        </w:rPr>
+        <w:t xml:space="preserve">动态PE仅 </w:t>
+      </w:r>
+      <w:r>
+        <w:rPr>
+          <w:rFonts w:ascii="Microsoft YaHei" w:hAnsi="Microsoft YaHei"/>
+          <w:b/>
+          <w:color w:val="1A1A1A"/>
+        </w:rPr>
+        <w:t>18.28倍</w:t>
+      </w:r>
+      <w:r>
+        <w:rPr>
+          <w:rFonts w:ascii="Microsoft YaHei" w:hAnsi="Microsoft YaHei"/>
+        </w:rPr>
+        <w:t>，处于历史估值中枢偏低位置，具备一定安全边际。</w:t>
       </w:r>
     </w:p>
     <w:p>
@@ -1022,21 +859,7 @@
           <w:b/>
           <w:color w:val="1A1A1A"/>
         </w:rPr>
-        <w:t>净流向</w:t>
-      </w:r>
-      <w:r>
-        <w:rPr>
-          <w:rFonts w:ascii="Microsoft YaHei" w:hAnsi="Microsoft YaHei"/>
-        </w:rPr>
-        <w:t xml:space="preserve">: </w:t>
-      </w:r>
-      <w:r>
-        <w:rPr>
-          <w:rFonts w:ascii="Microsoft YaHei" w:hAnsi="Microsoft YaHei"/>
-          <w:b/>
-          <w:color w:val="1A1A1A"/>
-        </w:rPr>
-        <w:t>净流入 4.07亿元</w:t>
+        <w:t>净流向：净流入 4.03 亿元</w:t>
       </w:r>
     </w:p>
     <w:p>
@@ -1047,7 +870,29 @@
         <w:rPr>
           <w:rFonts w:ascii="Microsoft YaHei" w:hAnsi="Microsoft YaHei"/>
         </w:rPr>
-        <w:t>资金流入分钟数：64分钟 vs 流出：49分钟（流入时长占比57%）</w:t>
+        <w:t xml:space="preserve">资金流入 </w:t>
+      </w:r>
+      <w:r>
+        <w:rPr>
+          <w:rFonts w:ascii="Microsoft YaHei" w:hAnsi="Microsoft YaHei"/>
+          <w:b/>
+          <w:color w:val="1A1A1A"/>
+        </w:rPr>
+        <w:t>66分钟</w:t>
+      </w:r>
+      <w:r>
+        <w:rPr>
+          <w:rFonts w:ascii="Microsoft YaHei" w:hAnsi="Microsoft YaHei"/>
+        </w:rPr>
+        <w:t xml:space="preserve"> / 流出 </w:t>
+      </w:r>
+      <w:r>
+        <w:rPr>
+          <w:rFonts w:ascii="Microsoft YaHei" w:hAnsi="Microsoft YaHei"/>
+          <w:b/>
+          <w:color w:val="1A1A1A"/>
+        </w:rPr>
+        <w:t>54分钟</w:t>
       </w:r>
     </w:p>
     <w:p>
@@ -1077,7 +922,23 @@
         <w:rPr>
           <w:rFonts w:ascii="Microsoft YaHei" w:hAnsi="Microsoft YaHei"/>
         </w:rPr>
-        <w:t xml:space="preserve">最大单分钟流出：1,364.8万元（流入峰值是流出峰值的 </w:t>
+        <w:t>最大单分钟流出：</w:t>
+      </w:r>
+      <w:r>
+        <w:rPr>
+          <w:rFonts w:ascii="Microsoft YaHei" w:hAnsi="Microsoft YaHei"/>
+          <w:b/>
+          <w:color w:val="1A1A1A"/>
+        </w:rPr>
+        <w:t>1,364.8万元</w:t>
+      </w:r>
+    </w:p>
+    <w:p>
+      <w:r>
+        <w:rPr>
+          <w:rFonts w:ascii="Microsoft YaHei" w:hAnsi="Microsoft YaHei"/>
+        </w:rPr>
+        <w:t xml:space="preserve">资金流入强度远超流出，流入分钟数明显多于流出，且最大单分钟流入额约为最大流出的 </w:t>
       </w:r>
       <w:r>
         <w:rPr>
@@ -1091,7 +952,7 @@
         <w:rPr>
           <w:rFonts w:ascii="Microsoft YaHei" w:hAnsi="Microsoft YaHei"/>
         </w:rPr>
-        <w:t>）</w:t>
+        <w:t>，做多意愿坚决。</w:t>
       </w:r>
     </w:p>
     <w:p>
@@ -1117,14 +978,15 @@
         <w:tblLook w:firstColumn="1" w:firstRow="1" w:lastColumn="0" w:lastRow="0" w:noHBand="0" w:noVBand="1" w:val="04A0"/>
       </w:tblPr>
       <w:tblGrid>
-        <w:gridCol w:w="3022"/>
-        <w:gridCol w:w="3022"/>
-        <w:gridCol w:w="3022"/>
+        <w:gridCol w:w="2266"/>
+        <w:gridCol w:w="2266"/>
+        <w:gridCol w:w="2266"/>
+        <w:gridCol w:w="2266"/>
       </w:tblGrid>
       <w:tr>
         <w:tc>
           <w:tcPr>
-            <w:tcW w:type="dxa" w:w="3022"/>
+            <w:tcW w:type="dxa" w:w="2266"/>
             <w:shd w:fill="F6F8FA" w:val="clear"/>
           </w:tcPr>
           <w:p>
@@ -1139,13 +1001,13 @@
                 <w:color w:val="1A1A1A"/>
                 <w:sz w:val="18"/>
               </w:rPr>
-              <w:t>类型</w:t>
+              <w:t>资金类型</w:t>
             </w:r>
           </w:p>
         </w:tc>
         <w:tc>
           <w:tcPr>
-            <w:tcW w:type="dxa" w:w="3022"/>
+            <w:tcW w:type="dxa" w:w="2266"/>
             <w:shd w:fill="F6F8FA" w:val="clear"/>
           </w:tcPr>
           <w:p>
@@ -1166,7 +1028,7 @@
         </w:tc>
         <w:tc>
           <w:tcPr>
-            <w:tcW w:type="dxa" w:w="3022"/>
+            <w:tcW w:type="dxa" w:w="2266"/>
             <w:shd w:fill="F6F8FA" w:val="clear"/>
           </w:tcPr>
           <w:p>
@@ -1181,15 +1043,14 @@
                 <w:color w:val="1A1A1A"/>
                 <w:sz w:val="18"/>
               </w:rPr>
-              <w:t>特征</w:t>
+              <w:t>买入（元）</w:t>
             </w:r>
           </w:p>
         </w:tc>
-      </w:tr>
-      <w:tr>
         <w:tc>
           <w:tcPr>
-            <w:tcW w:type="dxa" w:w="3022"/>
+            <w:tcW w:type="dxa" w:w="2266"/>
+            <w:shd w:fill="F6F8FA" w:val="clear"/>
           </w:tcPr>
           <w:p>
             <w:pPr>
@@ -1203,13 +1064,33 @@
                 <w:color w:val="1A1A1A"/>
                 <w:sz w:val="18"/>
               </w:rPr>
+              <w:t>卖出（元）</w:t>
+            </w:r>
+          </w:p>
+        </w:tc>
+      </w:tr>
+      <w:tr>
+        <w:tc>
+          <w:tcPr>
+            <w:tcW w:type="dxa" w:w="2266"/>
+          </w:tcPr>
+          <w:p>
+            <w:pPr>
+              <w:spacing w:before="40" w:after="40" w:line="288" w:lineRule="auto"/>
+            </w:pPr>
+            <w:r/>
+            <w:r>
+              <w:rPr>
+                <w:rFonts w:ascii="Microsoft YaHei" w:hAnsi="Microsoft YaHei"/>
+                <w:sz w:val="18"/>
+              </w:rPr>
               <w:t>大单净额</w:t>
             </w:r>
           </w:p>
         </w:tc>
         <w:tc>
           <w:tcPr>
-            <w:tcW w:type="dxa" w:w="3022"/>
+            <w:tcW w:type="dxa" w:w="2266"/>
           </w:tcPr>
           <w:p>
             <w:pPr>
@@ -1223,13 +1104,13 @@
                 <w:color w:val="1A1A1A"/>
                 <w:sz w:val="18"/>
               </w:rPr>
-              <w:t>+3.13亿</w:t>
+              <w:t>+3.18亿</w:t>
             </w:r>
           </w:p>
         </w:tc>
         <w:tc>
           <w:tcPr>
-            <w:tcW w:type="dxa" w:w="3022"/>
+            <w:tcW w:type="dxa" w:w="2266"/>
           </w:tcPr>
           <w:p>
             <w:pPr>
@@ -1241,7 +1122,25 @@
                 <w:rFonts w:ascii="Microsoft YaHei" w:hAnsi="Microsoft YaHei"/>
                 <w:sz w:val="18"/>
               </w:rPr>
-              <w:t>主力资金大幅净买入</w:t>
+              <w:t>4.51亿</w:t>
+            </w:r>
+          </w:p>
+        </w:tc>
+        <w:tc>
+          <w:tcPr>
+            <w:tcW w:type="dxa" w:w="2266"/>
+          </w:tcPr>
+          <w:p>
+            <w:pPr>
+              <w:spacing w:before="40" w:after="40" w:line="288" w:lineRule="auto"/>
+            </w:pPr>
+            <w:r/>
+            <w:r>
+              <w:rPr>
+                <w:rFonts w:ascii="Microsoft YaHei" w:hAnsi="Microsoft YaHei"/>
+                <w:sz w:val="18"/>
+              </w:rPr>
+              <w:t>1.33亿</w:t>
             </w:r>
           </w:p>
         </w:tc>
@@ -1249,7 +1148,7 @@
       <w:tr>
         <w:tc>
           <w:tcPr>
-            <w:tcW w:type="dxa" w:w="3022"/>
+            <w:tcW w:type="dxa" w:w="2266"/>
             <w:shd w:fill="F8F9FA" w:val="clear"/>
           </w:tcPr>
           <w:p>
@@ -1268,7 +1167,7 @@
         </w:tc>
         <w:tc>
           <w:tcPr>
-            <w:tcW w:type="dxa" w:w="3022"/>
+            <w:tcW w:type="dxa" w:w="2266"/>
             <w:shd w:fill="F8F9FA" w:val="clear"/>
           </w:tcPr>
           <w:p>
@@ -1281,13 +1180,13 @@
                 <w:rFonts w:ascii="Microsoft YaHei" w:hAnsi="Microsoft YaHei"/>
                 <w:sz w:val="18"/>
               </w:rPr>
-              <w:t>+0.90亿</w:t>
+              <w:t>+0.85亿</w:t>
             </w:r>
           </w:p>
         </w:tc>
         <w:tc>
           <w:tcPr>
-            <w:tcW w:type="dxa" w:w="3022"/>
+            <w:tcW w:type="dxa" w:w="2266"/>
             <w:shd w:fill="F8F9FA" w:val="clear"/>
           </w:tcPr>
           <w:p>
@@ -1300,7 +1199,26 @@
                 <w:rFonts w:ascii="Microsoft YaHei" w:hAnsi="Microsoft YaHei"/>
                 <w:sz w:val="18"/>
               </w:rPr>
-              <w:t>中小单同步跟进</w:t>
+              <w:t>7.68亿</w:t>
+            </w:r>
+          </w:p>
+        </w:tc>
+        <w:tc>
+          <w:tcPr>
+            <w:tcW w:type="dxa" w:w="2266"/>
+            <w:shd w:fill="F8F9FA" w:val="clear"/>
+          </w:tcPr>
+          <w:p>
+            <w:pPr>
+              <w:spacing w:before="40" w:after="40" w:line="288" w:lineRule="auto"/>
+            </w:pPr>
+            <w:r/>
+            <w:r>
+              <w:rPr>
+                <w:rFonts w:ascii="Microsoft YaHei" w:hAnsi="Microsoft YaHei"/>
+                <w:sz w:val="18"/>
+              </w:rPr>
+              <w:t>6.83亿</w:t>
             </w:r>
           </w:p>
         </w:tc>
@@ -1308,7 +1226,7 @@
       <w:tr>
         <w:tc>
           <w:tcPr>
-            <w:tcW w:type="dxa" w:w="3022"/>
+            <w:tcW w:type="dxa" w:w="2266"/>
           </w:tcPr>
           <w:p>
             <w:pPr>
@@ -1326,7 +1244,7 @@
         </w:tc>
         <w:tc>
           <w:tcPr>
-            <w:tcW w:type="dxa" w:w="3022"/>
+            <w:tcW w:type="dxa" w:w="2266"/>
           </w:tcPr>
           <w:p>
             <w:pPr>
@@ -1338,13 +1256,13 @@
                 <w:rFonts w:ascii="Microsoft YaHei" w:hAnsi="Microsoft YaHei"/>
                 <w:sz w:val="18"/>
               </w:rPr>
-              <w:t>+0.04亿</w:t>
+              <w:t>+83万</w:t>
             </w:r>
           </w:p>
         </w:tc>
         <w:tc>
           <w:tcPr>
-            <w:tcW w:type="dxa" w:w="3022"/>
+            <w:tcW w:type="dxa" w:w="2266"/>
           </w:tcPr>
           <w:p>
             <w:pPr>
@@ -1356,7 +1274,25 @@
                 <w:rFonts w:ascii="Microsoft YaHei" w:hAnsi="Microsoft YaHei"/>
                 <w:sz w:val="18"/>
               </w:rPr>
-              <w:t>散户小幅流入</w:t>
+              <w:t>1.11亿</w:t>
+            </w:r>
+          </w:p>
+        </w:tc>
+        <w:tc>
+          <w:tcPr>
+            <w:tcW w:type="dxa" w:w="2266"/>
+          </w:tcPr>
+          <w:p>
+            <w:pPr>
+              <w:spacing w:before="40" w:after="40" w:line="288" w:lineRule="auto"/>
+            </w:pPr>
+            <w:r/>
+            <w:r>
+              <w:rPr>
+                <w:rFonts w:ascii="Microsoft YaHei" w:hAnsi="Microsoft YaHei"/>
+                <w:sz w:val="18"/>
+              </w:rPr>
+              <w:t>1.11亿</w:t>
             </w:r>
           </w:p>
         </w:tc>
@@ -1364,7 +1300,7 @@
       <w:tr>
         <w:tc>
           <w:tcPr>
-            <w:tcW w:type="dxa" w:w="3022"/>
+            <w:tcW w:type="dxa" w:w="2266"/>
             <w:shd w:fill="F8F9FA" w:val="clear"/>
           </w:tcPr>
           <w:p>
@@ -1379,13 +1315,13 @@
                 <w:color w:val="1A1A1A"/>
                 <w:sz w:val="18"/>
               </w:rPr>
-              <w:t>合计净额</w:t>
+              <w:t>合计</w:t>
             </w:r>
           </w:p>
         </w:tc>
         <w:tc>
           <w:tcPr>
-            <w:tcW w:type="dxa" w:w="3022"/>
+            <w:tcW w:type="dxa" w:w="2266"/>
             <w:shd w:fill="F8F9FA" w:val="clear"/>
           </w:tcPr>
           <w:p>
@@ -1400,13 +1336,13 @@
                 <w:color w:val="1A1A1A"/>
                 <w:sz w:val="18"/>
               </w:rPr>
-              <w:t>+4.07亿</w:t>
+              <w:t>+4.03亿</w:t>
             </w:r>
           </w:p>
         </w:tc>
         <w:tc>
           <w:tcPr>
-            <w:tcW w:type="dxa" w:w="3022"/>
+            <w:tcW w:type="dxa" w:w="2266"/>
             <w:shd w:fill="F8F9FA" w:val="clear"/>
           </w:tcPr>
           <w:p>
@@ -1419,13 +1355,82 @@
                 <w:rFonts w:ascii="Microsoft YaHei" w:hAnsi="Microsoft YaHei"/>
                 <w:sz w:val="18"/>
               </w:rPr>
-              <w:t>全线净流入</w:t>
+              <w:t>—</w:t>
+            </w:r>
+          </w:p>
+        </w:tc>
+        <w:tc>
+          <w:tcPr>
+            <w:tcW w:type="dxa" w:w="2266"/>
+            <w:shd w:fill="F8F9FA" w:val="clear"/>
+          </w:tcPr>
+          <w:p>
+            <w:pPr>
+              <w:spacing w:before="40" w:after="40" w:line="288" w:lineRule="auto"/>
+            </w:pPr>
+            <w:r/>
+            <w:r>
+              <w:rPr>
+                <w:rFonts w:ascii="Microsoft YaHei" w:hAnsi="Microsoft YaHei"/>
+                <w:sz w:val="18"/>
+              </w:rPr>
+              <w:t>—</w:t>
             </w:r>
           </w:p>
         </w:tc>
       </w:tr>
     </w:tbl>
     <w:p/>
+    <w:p>
+      <w:r>
+        <w:rPr>
+          <w:rFonts w:ascii="Microsoft YaHei" w:hAnsi="Microsoft YaHei"/>
+        </w:rPr>
+        <w:t xml:space="preserve">上一交易日已出现 </w:t>
+      </w:r>
+      <w:r>
+        <w:rPr>
+          <w:rFonts w:ascii="Microsoft YaHei" w:hAnsi="Microsoft YaHei"/>
+          <w:b/>
+          <w:color w:val="1A1A1A"/>
+        </w:rPr>
+        <w:t>大单净流入3.18亿元</w:t>
+      </w:r>
+      <w:r>
+        <w:rPr>
+          <w:rFonts w:ascii="Microsoft YaHei" w:hAnsi="Microsoft YaHei"/>
+        </w:rPr>
+        <w:t xml:space="preserve"> 的显著信号，今日盘中继续维持 </w:t>
+      </w:r>
+      <w:r>
+        <w:rPr>
+          <w:rFonts w:ascii="Microsoft YaHei" w:hAnsi="Microsoft YaHei"/>
+          <w:b/>
+          <w:color w:val="1A1A1A"/>
+        </w:rPr>
+        <w:t>净流入4.03亿</w:t>
+      </w:r>
+      <w:r>
+        <w:rPr>
+          <w:rFonts w:ascii="Microsoft YaHei" w:hAnsi="Microsoft YaHei"/>
+        </w:rPr>
+        <w:t>，资金连续性较好，</w:t>
+      </w:r>
+      <w:r>
+        <w:rPr>
+          <w:rFonts w:ascii="Microsoft YaHei" w:hAnsi="Microsoft YaHei"/>
+          <w:b/>
+          <w:color w:val="1A1A1A"/>
+        </w:rPr>
+        <w:t>主力资金态度积极</w:t>
+      </w:r>
+      <w:r>
+        <w:rPr>
+          <w:rFonts w:ascii="Microsoft YaHei" w:hAnsi="Microsoft YaHei"/>
+        </w:rPr>
+        <w:t>。</w:t>
+      </w:r>
+    </w:p>
     <w:p>
       <w:pPr>
         <w:spacing w:before="280" w:after="80" w:line="312" w:lineRule="auto"/>
@@ -1438,6 +1443,77 @@
           <w:sz w:val="24"/>
         </w:rPr>
         <w:t>融资融券（上一交易日）</w:t>
+      </w:r>
+    </w:p>
+    <w:p>
+      <w:pPr>
+        <w:pStyle w:val="ListBullet"/>
+      </w:pPr>
+      <w:r>
+        <w:rPr>
+          <w:rFonts w:ascii="Microsoft YaHei" w:hAnsi="Microsoft YaHei"/>
+        </w:rPr>
+        <w:t>融资余额：</w:t>
+      </w:r>
+      <w:r>
+        <w:rPr>
+          <w:rFonts w:ascii="Microsoft YaHei" w:hAnsi="Microsoft YaHei"/>
+          <w:b/>
+          <w:color w:val="1A1A1A"/>
+        </w:rPr>
+        <w:t>35.94亿元（较前日-2.04%）</w:t>
+      </w:r>
+    </w:p>
+    <w:p>
+      <w:pPr>
+        <w:pStyle w:val="ListBullet"/>
+      </w:pPr>
+      <w:r>
+        <w:rPr>
+          <w:rFonts w:ascii="Microsoft YaHei" w:hAnsi="Microsoft YaHei"/>
+        </w:rPr>
+        <w:t>融券余额：</w:t>
+      </w:r>
+      <w:r>
+        <w:rPr>
+          <w:rFonts w:ascii="Microsoft YaHei" w:hAnsi="Microsoft YaHei"/>
+          <w:b/>
+          <w:color w:val="1A1A1A"/>
+        </w:rPr>
+        <w:t>0.12亿元（较前日+5.31%）</w:t>
+      </w:r>
+    </w:p>
+    <w:p>
+      <w:r>
+        <w:rPr>
+          <w:rFonts w:ascii="Microsoft YaHei" w:hAnsi="Microsoft YaHei"/>
+        </w:rPr>
+        <w:t>融资余额小幅回落，但绝对值仍处高位；融券余额占比极小，做空力量有限。</w:t>
+      </w:r>
+    </w:p>
+    <w:p>
+      <w:pPr>
+        <w:spacing w:before="240" w:after="240"/>
+        <w:pBdr>
+          <w:bottom w:val="single" w:sz="4" w:space="1" w:color="D0D7DE"/>
+        </w:pBdr>
+      </w:pPr>
+    </w:p>
+    <w:p>
+      <w:pPr>
+        <w:spacing w:before="360" w:after="80" w:line="288" w:lineRule="auto"/>
+        <w:pBdr>
+          <w:bottom w:val="single" w:sz="4" w:space="4" w:color="D0D7DE"/>
+        </w:pBdr>
+      </w:pPr>
+      <w:r>
+        <w:rPr>
+          <w:rFonts w:ascii="Microsoft YaHei" w:hAnsi="Microsoft YaHei"/>
+          <w:b/>
+          <w:color w:val="1A1A1A"/>
+          <w:sz w:val="28"/>
+        </w:rPr>
+        <w:t>技术面</w:t>
       </w:r>
     </w:p>
     <w:tbl>
@@ -1472,278 +1548,6 @@
                 <w:sz w:val="18"/>
               </w:rPr>
               <w:t>指标</w:t>
-            </w:r>
-          </w:p>
-        </w:tc>
-        <w:tc>
-          <w:tcPr>
-            <w:tcW w:type="dxa" w:w="3022"/>
-            <w:shd w:fill="F6F8FA" w:val="clear"/>
-          </w:tcPr>
-          <w:p>
-            <w:pPr>
-              <w:spacing w:before="40" w:after="40" w:line="288" w:lineRule="auto"/>
-            </w:pPr>
-            <w:r/>
-            <w:r>
-              <w:rPr>
-                <w:rFonts w:ascii="Microsoft YaHei" w:hAnsi="Microsoft YaHei"/>
-                <w:b/>
-                <w:color w:val="1A1A1A"/>
-                <w:sz w:val="18"/>
-              </w:rPr>
-              <w:t>数据</w:t>
-            </w:r>
-          </w:p>
-        </w:tc>
-        <w:tc>
-          <w:tcPr>
-            <w:tcW w:type="dxa" w:w="3022"/>
-            <w:shd w:fill="F6F8FA" w:val="clear"/>
-          </w:tcPr>
-          <w:p>
-            <w:pPr>
-              <w:spacing w:before="40" w:after="40" w:line="288" w:lineRule="auto"/>
-            </w:pPr>
-            <w:r/>
-            <w:r>
-              <w:rPr>
-                <w:rFonts w:ascii="Microsoft YaHei" w:hAnsi="Microsoft YaHei"/>
-                <w:b/>
-                <w:color w:val="1A1A1A"/>
-                <w:sz w:val="18"/>
-              </w:rPr>
-              <w:t>变动</w:t>
-            </w:r>
-          </w:p>
-        </w:tc>
-      </w:tr>
-      <w:tr>
-        <w:tc>
-          <w:tcPr>
-            <w:tcW w:type="dxa" w:w="3022"/>
-          </w:tcPr>
-          <w:p>
-            <w:pPr>
-              <w:spacing w:before="40" w:after="40" w:line="288" w:lineRule="auto"/>
-            </w:pPr>
-            <w:r/>
-            <w:r>
-              <w:rPr>
-                <w:rFonts w:ascii="Microsoft YaHei" w:hAnsi="Microsoft YaHei"/>
-                <w:sz w:val="18"/>
-              </w:rPr>
-              <w:t>融资余额</w:t>
-            </w:r>
-          </w:p>
-        </w:tc>
-        <w:tc>
-          <w:tcPr>
-            <w:tcW w:type="dxa" w:w="3022"/>
-          </w:tcPr>
-          <w:p>
-            <w:pPr>
-              <w:spacing w:before="40" w:after="40" w:line="288" w:lineRule="auto"/>
-            </w:pPr>
-            <w:r/>
-            <w:r>
-              <w:rPr>
-                <w:rFonts w:ascii="Microsoft YaHei" w:hAnsi="Microsoft YaHei"/>
-                <w:sz w:val="18"/>
-              </w:rPr>
-              <w:t>35.94亿元</w:t>
-            </w:r>
-          </w:p>
-        </w:tc>
-        <w:tc>
-          <w:tcPr>
-            <w:tcW w:type="dxa" w:w="3022"/>
-          </w:tcPr>
-          <w:p>
-            <w:pPr>
-              <w:spacing w:before="40" w:after="40" w:line="288" w:lineRule="auto"/>
-            </w:pPr>
-            <w:r/>
-            <w:r>
-              <w:rPr>
-                <w:rFonts w:ascii="Microsoft YaHei" w:hAnsi="Microsoft YaHei"/>
-                <w:sz w:val="18"/>
-              </w:rPr>
-              <w:t xml:space="preserve">较前日 </w:t>
-            </w:r>
-            <w:r>
-              <w:rPr>
-                <w:rFonts w:ascii="Microsoft YaHei" w:hAnsi="Microsoft YaHei"/>
-                <w:b/>
-                <w:color w:val="1A1A1A"/>
-                <w:sz w:val="18"/>
-              </w:rPr>
-              <w:t>-2.04%</w:t>
-            </w:r>
-            <w:r>
-              <w:rPr>
-                <w:rFonts w:ascii="Microsoft YaHei" w:hAnsi="Microsoft YaHei"/>
-                <w:sz w:val="18"/>
-              </w:rPr>
-              <w:t>（净偿还7,481万元）</w:t>
-            </w:r>
-          </w:p>
-        </w:tc>
-      </w:tr>
-      <w:tr>
-        <w:tc>
-          <w:tcPr>
-            <w:tcW w:type="dxa" w:w="3022"/>
-            <w:shd w:fill="F8F9FA" w:val="clear"/>
-          </w:tcPr>
-          <w:p>
-            <w:pPr>
-              <w:spacing w:before="40" w:after="40" w:line="288" w:lineRule="auto"/>
-            </w:pPr>
-            <w:r/>
-            <w:r>
-              <w:rPr>
-                <w:rFonts w:ascii="Microsoft YaHei" w:hAnsi="Microsoft YaHei"/>
-                <w:sz w:val="18"/>
-              </w:rPr>
-              <w:t>融券余额</w:t>
-            </w:r>
-          </w:p>
-        </w:tc>
-        <w:tc>
-          <w:tcPr>
-            <w:tcW w:type="dxa" w:w="3022"/>
-            <w:shd w:fill="F8F9FA" w:val="clear"/>
-          </w:tcPr>
-          <w:p>
-            <w:pPr>
-              <w:spacing w:before="40" w:after="40" w:line="288" w:lineRule="auto"/>
-            </w:pPr>
-            <w:r/>
-            <w:r>
-              <w:rPr>
-                <w:rFonts w:ascii="Microsoft YaHei" w:hAnsi="Microsoft YaHei"/>
-                <w:sz w:val="18"/>
-              </w:rPr>
-              <w:t>0.12亿元</w:t>
-            </w:r>
-          </w:p>
-        </w:tc>
-        <w:tc>
-          <w:tcPr>
-            <w:tcW w:type="dxa" w:w="3022"/>
-            <w:shd w:fill="F8F9FA" w:val="clear"/>
-          </w:tcPr>
-          <w:p>
-            <w:pPr>
-              <w:spacing w:before="40" w:after="40" w:line="288" w:lineRule="auto"/>
-            </w:pPr>
-            <w:r/>
-            <w:r>
-              <w:rPr>
-                <w:rFonts w:ascii="Microsoft YaHei" w:hAnsi="Microsoft YaHei"/>
-                <w:sz w:val="18"/>
-              </w:rPr>
-              <w:t>较前日 +5.31%</w:t>
-            </w:r>
-          </w:p>
-        </w:tc>
-      </w:tr>
-    </w:tbl>
-    <w:p/>
-    <w:p>
-      <w:r>
-        <w:rPr>
-          <w:rFonts w:ascii="Microsoft YaHei" w:hAnsi="Microsoft YaHei"/>
-        </w:rPr>
-        <w:t xml:space="preserve">&gt; ⚠️ 融资余额有所回落，但今日盘中资金强势净流入，显示短线资金与杠杆资金存在一定分歧。融资余额占流通市值比例 </w:t>
-      </w:r>
-      <w:r>
-        <w:rPr>
-          <w:rFonts w:ascii="Microsoft YaHei" w:hAnsi="Microsoft YaHei"/>
-          <w:b/>
-          <w:color w:val="1A1A1A"/>
-        </w:rPr>
-        <w:t>3.32%</w:t>
-      </w:r>
-      <w:r>
-        <w:rPr>
-          <w:rFonts w:ascii="Microsoft YaHei" w:hAnsi="Microsoft YaHei"/>
-        </w:rPr>
-        <w:t>，低于近一年10%分位水平，整体杠杆风险可控。</w:t>
-      </w:r>
-    </w:p>
-    <w:p>
-      <w:pPr>
-        <w:spacing w:before="240" w:after="240"/>
-        <w:pBdr>
-          <w:bottom w:val="single" w:sz="4" w:space="1" w:color="D0D7DE"/>
-        </w:pBdr>
-      </w:pPr>
-    </w:p>
-    <w:p>
-      <w:pPr>
-        <w:spacing w:before="360" w:after="80" w:line="288" w:lineRule="auto"/>
-        <w:pBdr>
-          <w:bottom w:val="single" w:sz="4" w:space="4" w:color="D0D7DE"/>
-        </w:pBdr>
-      </w:pPr>
-      <w:r>
-        <w:rPr>
-          <w:rFonts w:ascii="Microsoft YaHei" w:hAnsi="Microsoft YaHei"/>
-          <w:b/>
-          <w:color w:val="1A1A1A"/>
-          <w:sz w:val="28"/>
-        </w:rPr>
-        <w:t>技术面</w:t>
-      </w:r>
-    </w:p>
-    <w:p>
-      <w:pPr>
-        <w:spacing w:before="280" w:after="80" w:line="312" w:lineRule="auto"/>
-      </w:pPr>
-      <w:r>
-        <w:rPr>
-          <w:rFonts w:ascii="Microsoft YaHei" w:hAnsi="Microsoft YaHei"/>
-          <w:b/>
-          <w:color w:val="333333"/>
-          <w:sz w:val="24"/>
-        </w:rPr>
-        <w:t>均线系统与布林带</w:t>
-      </w:r>
-    </w:p>
-    <w:tbl>
-      <w:tblPr>
-        <w:tblStyle w:val="TableGrid"/>
-        <w:tblW w:type="auto" w:w="0"/>
-        <w:jc w:val="center"/>
-        <w:tblLayout w:type="autofit"/>
-        <w:tblLook w:firstColumn="1" w:firstRow="1" w:lastColumn="0" w:lastRow="0" w:noHBand="0" w:noVBand="1" w:val="04A0"/>
-      </w:tblPr>
-      <w:tblGrid>
-        <w:gridCol w:w="3022"/>
-        <w:gridCol w:w="3022"/>
-        <w:gridCol w:w="3022"/>
-      </w:tblGrid>
-      <w:tr>
-        <w:tc>
-          <w:tcPr>
-            <w:tcW w:type="dxa" w:w="3022"/>
-            <w:shd w:fill="F6F8FA" w:val="clear"/>
-          </w:tcPr>
-          <w:p>
-            <w:pPr>
-              <w:spacing w:before="40" w:after="40" w:line="288" w:lineRule="auto"/>
-            </w:pPr>
-            <w:r/>
-            <w:r>
-              <w:rPr>
-                <w:rFonts w:ascii="Microsoft YaHei" w:hAnsi="Microsoft YaHei"/>
-                <w:b/>
-                <w:color w:val="1A1A1A"/>
-                <w:sz w:val="18"/>
-              </w:rPr>
-              <w:t>技术指标</w:t>
             </w:r>
           </w:p>
         </w:tc>
@@ -1803,11 +1607,9 @@
             <w:r>
               <w:rPr>
                 <w:rFonts w:ascii="Microsoft YaHei" w:hAnsi="Microsoft YaHei"/>
-                <w:b/>
-                <w:color w:val="1A1A1A"/>
                 <w:sz w:val="18"/>
               </w:rPr>
-              <w:t>MA5（约54.51元）</w:t>
+              <w:t>MA5（≈54.51）</w:t>
             </w:r>
           </w:p>
         </w:tc>
@@ -1834,14 +1636,14 @@
                 <w:color w:val="1A1A1A"/>
                 <w:sz w:val="18"/>
               </w:rPr>
-              <w:t>54.67元</w:t>
+              <w:t>54.67</w:t>
             </w:r>
             <w:r>
               <w:rPr>
                 <w:rFonts w:ascii="Microsoft YaHei" w:hAnsi="Microsoft YaHei"/>
                 <w:sz w:val="18"/>
               </w:rPr>
-              <w:t>，紧贴MA5运行</w:t>
+              <w:t>，紧贴MA5上方</w:t>
             </w:r>
           </w:p>
         </w:tc>
@@ -1880,11 +1682,9 @@
             <w:r>
               <w:rPr>
                 <w:rFonts w:ascii="Microsoft YaHei" w:hAnsi="Microsoft YaHei"/>
-                <w:b/>
-                <w:color w:val="1A1A1A"/>
                 <w:sz w:val="18"/>
               </w:rPr>
-              <w:t>MA10（约53.44元）</w:t>
+              <w:t>MA10（≈53.44）</w:t>
             </w:r>
           </w:p>
         </w:tc>
@@ -1903,7 +1703,7 @@
                 <w:rFonts w:ascii="Microsoft YaHei" w:hAnsi="Microsoft YaHei"/>
                 <w:sz w:val="18"/>
               </w:rPr>
-              <w:t>当前价站上MA10</w:t>
+              <w:t>当前价位于MA10上方</w:t>
             </w:r>
           </w:p>
         </w:tc>
@@ -1942,11 +1742,9 @@
             <w:r>
               <w:rPr>
                 <w:rFonts w:ascii="Microsoft YaHei" w:hAnsi="Microsoft YaHei"/>
-                <w:b/>
-                <w:color w:val="1A1A1A"/>
                 <w:sz w:val="18"/>
               </w:rPr>
-              <w:t>MA20/布林中轨（约52.81元）</w:t>
+              <w:t>MA20/布林中轨（≈52.81）</w:t>
             </w:r>
           </w:p>
         </w:tc>
@@ -1964,7 +1762,7 @@
                 <w:rFonts w:ascii="Microsoft YaHei" w:hAnsi="Microsoft YaHei"/>
                 <w:sz w:val="18"/>
               </w:rPr>
-              <w:t>当前价站稳中轨上方</w:t>
+              <w:t>当前价位于MA20上方</w:t>
             </w:r>
           </w:p>
         </w:tc>
@@ -2003,11 +1801,37 @@
             <w:r>
               <w:rPr>
                 <w:rFonts w:ascii="Microsoft YaHei" w:hAnsi="Microsoft YaHei"/>
+                <w:sz w:val="18"/>
+              </w:rPr>
+              <w:t>布林带上轨（55.83）</w:t>
+            </w:r>
+          </w:p>
+        </w:tc>
+        <w:tc>
+          <w:tcPr>
+            <w:tcW w:type="dxa" w:w="3022"/>
+            <w:shd w:fill="F8F9FA" w:val="clear"/>
+          </w:tcPr>
+          <w:p>
+            <w:pPr>
+              <w:spacing w:before="40" w:after="40" w:line="288" w:lineRule="auto"/>
+            </w:pPr>
+            <w:r/>
+            <w:r>
+              <w:rPr>
+                <w:rFonts w:ascii="Microsoft YaHei" w:hAnsi="Microsoft YaHei"/>
+                <w:sz w:val="18"/>
+              </w:rPr>
+              <w:t xml:space="preserve">距上轨仅 </w:t>
+            </w:r>
+            <w:r>
+              <w:rPr>
+                <w:rFonts w:ascii="Microsoft YaHei" w:hAnsi="Microsoft YaHei"/>
                 <w:b/>
                 <w:color w:val="1A1A1A"/>
                 <w:sz w:val="18"/>
               </w:rPr>
-              <w:t>布林带上轨</w:t>
+              <w:t>2.1%</w:t>
             </w:r>
           </w:p>
         </w:tc>
@@ -2028,26 +1852,7 @@
                 <w:color w:val="1A1A1A"/>
                 <w:sz w:val="18"/>
               </w:rPr>
-              <w:t>55.83元</w:t>
-            </w:r>
-          </w:p>
-        </w:tc>
-        <w:tc>
-          <w:tcPr>
-            <w:tcW w:type="dxa" w:w="3022"/>
-            <w:shd w:fill="F8F9FA" w:val="clear"/>
-          </w:tcPr>
-          <w:p>
-            <w:pPr>
-              <w:spacing w:before="40" w:after="40" w:line="288" w:lineRule="auto"/>
-            </w:pPr>
-            <w:r/>
-            <w:r>
-              <w:rPr>
-                <w:rFonts w:ascii="Microsoft YaHei" w:hAnsi="Microsoft YaHei"/>
-                <w:sz w:val="18"/>
-              </w:rPr>
-              <w:t>距上轨约2.1%</w:t>
+              <w:t>接近上轨</w:t>
             </w:r>
           </w:p>
         </w:tc>
@@ -2065,11 +1870,9 @@
             <w:r>
               <w:rPr>
                 <w:rFonts w:ascii="Microsoft YaHei" w:hAnsi="Microsoft YaHei"/>
-                <w:b/>
-                <w:color w:val="1A1A1A"/>
                 <w:sz w:val="18"/>
               </w:rPr>
-              <w:t>布林带下轨</w:t>
+              <w:t>布林带下轨（49.79）</w:t>
             </w:r>
           </w:p>
         </w:tc>
@@ -2087,7 +1890,7 @@
                 <w:rFonts w:ascii="Microsoft YaHei" w:hAnsi="Microsoft YaHei"/>
                 <w:sz w:val="18"/>
               </w:rPr>
-              <w:t>49.79元</w:t>
+              <w:t>—</w:t>
             </w:r>
           </w:p>
         </w:tc>
@@ -2105,7 +1908,7 @@
                 <w:rFonts w:ascii="Microsoft YaHei" w:hAnsi="Microsoft YaHei"/>
                 <w:sz w:val="18"/>
               </w:rPr>
-              <w:t>通道宽约6.04元</w:t>
+              <w:t>—</w:t>
             </w:r>
           </w:p>
         </w:tc>
@@ -2119,24 +1922,18 @@
           <w:b/>
           <w:color w:val="1A1A1A"/>
         </w:rPr>
-        <w:t>技术研判</w:t>
-      </w:r>
-      <w:r>
-        <w:rPr>
-          <w:rFonts w:ascii="Microsoft YaHei" w:hAnsi="Microsoft YaHei"/>
-        </w:rPr>
-        <w:t>：</w:t>
+        <w:t>技术研判：</w:t>
       </w:r>
     </w:p>
     <w:p>
       <w:pPr>
-        <w:pStyle w:val="ListNumber"/>
+        <w:pStyle w:val="ListBullet"/>
       </w:pPr>
       <w:r>
         <w:rPr>
           <w:rFonts w:ascii="Microsoft YaHei" w:hAnsi="Microsoft YaHei"/>
         </w:rPr>
-        <w:t xml:space="preserve">当前价格 </w:t>
+        <w:t xml:space="preserve">股价站上MA5/MA10/MA20三条均线，呈 </w:t>
       </w:r>
       <w:r>
         <w:rPr>
@@ -2144,51 +1941,18 @@
           <w:b/>
           <w:color w:val="1A1A1A"/>
         </w:rPr>
-        <w:t>54.67元</w:t>
+        <w:t>多头排列</w:t>
       </w:r>
       <w:r>
         <w:rPr>
           <w:rFonts w:ascii="Microsoft YaHei" w:hAnsi="Microsoft YaHei"/>
         </w:rPr>
-        <w:t xml:space="preserve"> 处于MA5（54.51元）上方紧贴运行，短线多头格局确立</w:t>
+        <w:t xml:space="preserve"> 雏形</w:t>
       </w:r>
     </w:p>
     <w:p>
       <w:pPr>
-        <w:pStyle w:val="ListNumber"/>
-      </w:pPr>
-      <w:r>
-        <w:rPr>
-          <w:rFonts w:ascii="Microsoft YaHei" w:hAnsi="Microsoft YaHei"/>
-        </w:rPr>
-        <w:t>价格已站稳MA10（53.44元）和MA20（52.81元），中期偏多信号明确</w:t>
-      </w:r>
-    </w:p>
-    <w:p>
-      <w:pPr>
-        <w:pStyle w:val="ListNumber"/>
-      </w:pPr>
-      <w:r>
-        <w:rPr>
-          <w:rFonts w:ascii="Microsoft YaHei" w:hAnsi="Microsoft YaHei"/>
-        </w:rPr>
-        <w:t>MA5 &gt; MA10 &gt; MA20 呈多头排列，趋势向好</w:t>
-      </w:r>
-    </w:p>
-    <w:p>
-      <w:pPr>
-        <w:pStyle w:val="ListNumber"/>
-      </w:pPr>
-      <w:r>
-        <w:rPr>
-          <w:rFonts w:ascii="Microsoft YaHei" w:hAnsi="Microsoft YaHei"/>
-        </w:rPr>
-        <w:t>布林带中轨（52.81元）构成强支撑，上轨（55.83元）为短期压力位</w:t>
-      </w:r>
-    </w:p>
-    <w:p>
-      <w:pPr>
-        <w:pStyle w:val="ListNumber"/>
+        <w:pStyle w:val="ListBullet"/>
       </w:pPr>
       <w:r>
         <w:rPr>
@@ -2208,21 +1972,7 @@
         <w:rPr>
           <w:rFonts w:ascii="Microsoft YaHei" w:hAnsi="Microsoft YaHei"/>
         </w:rPr>
-        <w:t xml:space="preserve">，距上轨仅约 </w:t>
-      </w:r>
-      <w:r>
-        <w:rPr>
-          <w:rFonts w:ascii="Microsoft YaHei" w:hAnsi="Microsoft YaHei"/>
-          <w:b/>
-          <w:color w:val="1A1A1A"/>
-        </w:rPr>
-        <w:t>1.2%</w:t>
-      </w:r>
-      <w:r>
-        <w:rPr>
-          <w:rFonts w:ascii="Microsoft YaHei" w:hAnsi="Microsoft YaHei"/>
-        </w:rPr>
-        <w:t xml:space="preserve">，若午后继续冲高需关注 </w:t>
+        <w:t xml:space="preserve">，已逼近布林带上轨 </w:t>
       </w:r>
       <w:r>
         <w:rPr>
@@ -2236,7 +1986,43 @@
         <w:rPr>
           <w:rFonts w:ascii="Microsoft YaHei" w:hAnsi="Microsoft YaHei"/>
         </w:rPr>
-        <w:t xml:space="preserve"> 附近的压力</w:t>
+        <w:t>，上轨附近存在一定短线压力</w:t>
+      </w:r>
+    </w:p>
+    <w:p>
+      <w:pPr>
+        <w:pStyle w:val="ListBullet"/>
+      </w:pPr>
+      <w:r>
+        <w:rPr>
+          <w:rFonts w:ascii="Microsoft YaHei" w:hAnsi="Microsoft YaHei"/>
+        </w:rPr>
+        <w:t xml:space="preserve">布林带宽度（上轨-下轨）约 </w:t>
+      </w:r>
+      <w:r>
+        <w:rPr>
+          <w:rFonts w:ascii="Microsoft YaHei" w:hAnsi="Microsoft YaHei"/>
+          <w:b/>
+          <w:color w:val="1A1A1A"/>
+        </w:rPr>
+        <w:t>6.04元</w:t>
+      </w:r>
+      <w:r>
+        <w:rPr>
+          <w:rFonts w:ascii="Microsoft YaHei" w:hAnsi="Microsoft YaHei"/>
+        </w:rPr>
+        <w:t>，开口适中，尚未出现极端扩张或收窄</w:t>
+      </w:r>
+    </w:p>
+    <w:p>
+      <w:pPr>
+        <w:pStyle w:val="ListBullet"/>
+      </w:pPr>
+      <w:r>
+        <w:rPr>
+          <w:rFonts w:ascii="Microsoft YaHei" w:hAnsi="Microsoft YaHei"/>
+        </w:rPr>
+        <w:t>整体技术形态偏强，但短线追高需注意上轨附近的阻力</w:t>
       </w:r>
     </w:p>
     <w:p>
@@ -2275,7 +2061,7 @@
           <w:color w:val="333333"/>
           <w:sz w:val="24"/>
         </w:rPr>
-        <w:t>重要消息面梳理</w:t>
+        <w:t>板块联动催化</w:t>
       </w:r>
     </w:p>
     <w:p>
@@ -2285,7 +2071,13 @@
           <w:b/>
           <w:color w:val="1A1A1A"/>
         </w:rPr>
-        <w:t>1. 海南离岛免税数据亮眼（利好）</w:t>
+        <w:t>商业零售板块（+2.16%）</w:t>
+      </w:r>
+      <w:r>
+        <w:rPr>
+          <w:rFonts w:ascii="Microsoft YaHei" w:hAnsi="Microsoft YaHei"/>
+        </w:rPr>
+        <w:t xml:space="preserve"> 今日表现活跃，主要驱动因素为：</w:t>
       </w:r>
     </w:p>
     <w:p>
@@ -2293,7 +2085,7 @@
         <w:rPr>
           <w:rFonts w:ascii="Microsoft YaHei" w:hAnsi="Microsoft YaHei"/>
         </w:rPr>
-        <w:t>据媒体报道，</w:t>
+        <w:t xml:space="preserve">&gt; </w:t>
       </w:r>
       <w:r>
         <w:rPr>
@@ -2301,23 +2093,27 @@
           <w:b/>
           <w:color w:val="1A1A1A"/>
         </w:rPr>
-        <w:t>2026年上半年海南离岛免税购物金额近200亿元</w:t>
+        <w:t>上海市委财经工作委员会召开会议</w:t>
       </w:r>
       <w:r>
         <w:rPr>
           <w:rFonts w:ascii="Microsoft YaHei" w:hAnsi="Microsoft YaHei"/>
         </w:rPr>
-        <w:t>。中国中免作为海南离岛免税的核心运营商，直接受益于海南免税市场的持续扩容。今日早盘股价一度涨超5%，与该消息高度相关。</w:t>
+        <w:t xml:space="preserve">，研究"十五五"时期推进国际消费中心城市建设、推动未来产业发展等工作，提出 </w:t>
       </w:r>
-    </w:p>
-    <w:p>
       <w:r>
         <w:rPr>
           <w:rFonts w:ascii="Microsoft YaHei" w:hAnsi="Microsoft YaHei"/>
           <w:b/>
           <w:color w:val="1A1A1A"/>
         </w:rPr>
-        <w:t>2. 消费板块政策催化（利好）</w:t>
+        <w:t>"抢抓用好智能消费新机遇，大力拓展入境消费"</w:t>
+      </w:r>
+      <w:r>
+        <w:rPr>
+          <w:rFonts w:ascii="Microsoft YaHei" w:hAnsi="Microsoft YaHei"/>
+        </w:rPr>
+        <w:t>。</w:t>
       </w:r>
     </w:p>
     <w:p>
@@ -2325,7 +2121,7 @@
         <w:rPr>
           <w:rFonts w:ascii="Microsoft YaHei" w:hAnsi="Microsoft YaHei"/>
         </w:rPr>
-        <w:t xml:space="preserve">国务院批复同意 </w:t>
+        <w:t xml:space="preserve">板块内 </w:t>
       </w:r>
       <w:r>
         <w:rPr>
@@ -2333,13 +2129,286 @@
           <w:b/>
           <w:color w:val="1A1A1A"/>
         </w:rPr>
-        <w:t>《扩大消费"十五五"规划》</w:t>
+        <w:t>东百集团（+9.99%）、国光连锁（+9.99%）、国芳集团（+9.96%）</w:t>
       </w:r>
       <w:r>
         <w:rPr>
           <w:rFonts w:ascii="Microsoft YaHei" w:hAnsi="Microsoft YaHei"/>
         </w:rPr>
-        <w:t>，明确"十五五"时期消费领域发展思路目标。同时，</w:t>
+        <w:t xml:space="preserve"> 等多只零售股涨停，消费复苏预期再度升温。</w:t>
+      </w:r>
+    </w:p>
+    <w:p>
+      <w:pPr>
+        <w:spacing w:before="280" w:after="80" w:line="312" w:lineRule="auto"/>
+      </w:pPr>
+      <w:r>
+        <w:rPr>
+          <w:rFonts w:ascii="Microsoft YaHei" w:hAnsi="Microsoft YaHei"/>
+          <w:b/>
+          <w:color w:val="333333"/>
+          <w:sz w:val="24"/>
+        </w:rPr>
+        <w:t>个股盘中异动</w:t>
+      </w:r>
+    </w:p>
+    <w:tbl>
+      <w:tblPr>
+        <w:tblStyle w:val="TableGrid"/>
+        <w:tblW w:type="auto" w:w="0"/>
+        <w:jc w:val="center"/>
+        <w:tblLayout w:type="autofit"/>
+        <w:tblLook w:firstColumn="1" w:firstRow="1" w:lastColumn="0" w:lastRow="0" w:noHBand="0" w:noVBand="1" w:val="04A0"/>
+      </w:tblPr>
+      <w:tblGrid>
+        <w:gridCol w:w="3022"/>
+        <w:gridCol w:w="3022"/>
+        <w:gridCol w:w="3022"/>
+      </w:tblGrid>
+      <w:tr>
+        <w:tc>
+          <w:tcPr>
+            <w:tcW w:type="dxa" w:w="3022"/>
+            <w:shd w:fill="F6F8FA" w:val="clear"/>
+          </w:tcPr>
+          <w:p>
+            <w:pPr>
+              <w:spacing w:before="40" w:after="40" w:line="288" w:lineRule="auto"/>
+            </w:pPr>
+            <w:r/>
+            <w:r>
+              <w:rPr>
+                <w:rFonts w:ascii="Microsoft YaHei" w:hAnsi="Microsoft YaHei"/>
+                <w:b/>
+                <w:color w:val="1A1A1A"/>
+                <w:sz w:val="18"/>
+              </w:rPr>
+              <w:t>时间</w:t>
+            </w:r>
+          </w:p>
+        </w:tc>
+        <w:tc>
+          <w:tcPr>
+            <w:tcW w:type="dxa" w:w="3022"/>
+            <w:shd w:fill="F6F8FA" w:val="clear"/>
+          </w:tcPr>
+          <w:p>
+            <w:pPr>
+              <w:spacing w:before="40" w:after="40" w:line="288" w:lineRule="auto"/>
+            </w:pPr>
+            <w:r/>
+            <w:r>
+              <w:rPr>
+                <w:rFonts w:ascii="Microsoft YaHei" w:hAnsi="Microsoft YaHei"/>
+                <w:b/>
+                <w:color w:val="1A1A1A"/>
+                <w:sz w:val="18"/>
+              </w:rPr>
+              <w:t>事件</w:t>
+            </w:r>
+          </w:p>
+        </w:tc>
+        <w:tc>
+          <w:tcPr>
+            <w:tcW w:type="dxa" w:w="3022"/>
+            <w:shd w:fill="F6F8FA" w:val="clear"/>
+          </w:tcPr>
+          <w:p>
+            <w:pPr>
+              <w:spacing w:before="40" w:after="40" w:line="288" w:lineRule="auto"/>
+            </w:pPr>
+            <w:r/>
+            <w:r>
+              <w:rPr>
+                <w:rFonts w:ascii="Microsoft YaHei" w:hAnsi="Microsoft YaHei"/>
+                <w:b/>
+                <w:color w:val="1A1A1A"/>
+                <w:sz w:val="18"/>
+              </w:rPr>
+              <w:t>价格</w:t>
+            </w:r>
+          </w:p>
+        </w:tc>
+      </w:tr>
+      <w:tr>
+        <w:tc>
+          <w:tcPr>
+            <w:tcW w:type="dxa" w:w="3022"/>
+          </w:tcPr>
+          <w:p>
+            <w:pPr>
+              <w:spacing w:before="40" w:after="40" w:line="288" w:lineRule="auto"/>
+            </w:pPr>
+            <w:r/>
+            <w:r>
+              <w:rPr>
+                <w:rFonts w:ascii="Microsoft YaHei" w:hAnsi="Microsoft YaHei"/>
+                <w:sz w:val="18"/>
+              </w:rPr>
+              <w:t>09:25</w:t>
+            </w:r>
+          </w:p>
+        </w:tc>
+        <w:tc>
+          <w:tcPr>
+            <w:tcW w:type="dxa" w:w="3022"/>
+          </w:tcPr>
+          <w:p>
+            <w:pPr>
+              <w:spacing w:before="40" w:after="40" w:line="288" w:lineRule="auto"/>
+            </w:pPr>
+            <w:r/>
+            <w:r>
+              <w:rPr>
+                <w:rFonts w:ascii="Microsoft YaHei" w:hAnsi="Microsoft YaHei"/>
+                <w:sz w:val="18"/>
+              </w:rPr>
+              <w:t>60日大幅上涨（开盘）</w:t>
+            </w:r>
+          </w:p>
+        </w:tc>
+        <w:tc>
+          <w:tcPr>
+            <w:tcW w:type="dxa" w:w="3022"/>
+          </w:tcPr>
+          <w:p>
+            <w:pPr>
+              <w:spacing w:before="40" w:after="40" w:line="288" w:lineRule="auto"/>
+            </w:pPr>
+            <w:r/>
+            <w:r>
+              <w:rPr>
+                <w:rFonts w:ascii="Microsoft YaHei" w:hAnsi="Microsoft YaHei"/>
+                <w:sz w:val="18"/>
+              </w:rPr>
+              <w:t>55.92元（+0.74%）</w:t>
+            </w:r>
+          </w:p>
+        </w:tc>
+      </w:tr>
+      <w:tr>
+        <w:tc>
+          <w:tcPr>
+            <w:tcW w:type="dxa" w:w="3022"/>
+            <w:shd w:fill="F8F9FA" w:val="clear"/>
+          </w:tcPr>
+          <w:p>
+            <w:pPr>
+              <w:spacing w:before="40" w:after="40" w:line="288" w:lineRule="auto"/>
+            </w:pPr>
+            <w:r/>
+            <w:r>
+              <w:rPr>
+                <w:rFonts w:ascii="Microsoft YaHei" w:hAnsi="Microsoft YaHei"/>
+                <w:sz w:val="18"/>
+              </w:rPr>
+              <w:t>09:31</w:t>
+            </w:r>
+          </w:p>
+        </w:tc>
+        <w:tc>
+          <w:tcPr>
+            <w:tcW w:type="dxa" w:w="3022"/>
+            <w:shd w:fill="F8F9FA" w:val="clear"/>
+          </w:tcPr>
+          <w:p>
+            <w:pPr>
+              <w:spacing w:before="40" w:after="40" w:line="288" w:lineRule="auto"/>
+            </w:pPr>
+            <w:r/>
+            <w:r>
+              <w:rPr>
+                <w:rFonts w:ascii="Microsoft YaHei" w:hAnsi="Microsoft YaHei"/>
+                <w:sz w:val="18"/>
+              </w:rPr>
+              <w:t>有大买盘</w:t>
+            </w:r>
+          </w:p>
+        </w:tc>
+        <w:tc>
+          <w:tcPr>
+            <w:tcW w:type="dxa" w:w="3022"/>
+            <w:shd w:fill="F8F9FA" w:val="clear"/>
+          </w:tcPr>
+          <w:p>
+            <w:pPr>
+              <w:spacing w:before="40" w:after="40" w:line="288" w:lineRule="auto"/>
+            </w:pPr>
+            <w:r/>
+            <w:r>
+              <w:rPr>
+                <w:rFonts w:ascii="Microsoft YaHei" w:hAnsi="Microsoft YaHei"/>
+                <w:sz w:val="18"/>
+              </w:rPr>
+              <w:t>56.64元</w:t>
+            </w:r>
+          </w:p>
+        </w:tc>
+      </w:tr>
+      <w:tr>
+        <w:tc>
+          <w:tcPr>
+            <w:tcW w:type="dxa" w:w="3022"/>
+          </w:tcPr>
+          <w:p>
+            <w:pPr>
+              <w:spacing w:before="40" w:after="40" w:line="288" w:lineRule="auto"/>
+            </w:pPr>
+            <w:r/>
+            <w:r>
+              <w:rPr>
+                <w:rFonts w:ascii="Microsoft YaHei" w:hAnsi="Microsoft YaHei"/>
+                <w:sz w:val="18"/>
+              </w:rPr>
+              <w:t>09:38/09:42/10:51</w:t>
+            </w:r>
+          </w:p>
+        </w:tc>
+        <w:tc>
+          <w:tcPr>
+            <w:tcW w:type="dxa" w:w="3022"/>
+          </w:tcPr>
+          <w:p>
+            <w:pPr>
+              <w:spacing w:before="40" w:after="40" w:line="288" w:lineRule="auto"/>
+            </w:pPr>
+            <w:r/>
+            <w:r>
+              <w:rPr>
+                <w:rFonts w:ascii="Microsoft YaHei" w:hAnsi="Microsoft YaHei"/>
+                <w:sz w:val="18"/>
+              </w:rPr>
+              <w:t>出现3次大卖盘</w:t>
+            </w:r>
+          </w:p>
+        </w:tc>
+        <w:tc>
+          <w:tcPr>
+            <w:tcW w:type="dxa" w:w="3022"/>
+          </w:tcPr>
+          <w:p>
+            <w:pPr>
+              <w:spacing w:before="40" w:after="40" w:line="288" w:lineRule="auto"/>
+            </w:pPr>
+            <w:r/>
+            <w:r>
+              <w:rPr>
+                <w:rFonts w:ascii="Microsoft YaHei" w:hAnsi="Microsoft YaHei"/>
+                <w:sz w:val="18"/>
+              </w:rPr>
+              <w:t>56.96~57.95元</w:t>
+            </w:r>
+          </w:p>
+        </w:tc>
+      </w:tr>
+    </w:tbl>
+    <w:p/>
+    <w:p>
+      <w:r>
+        <w:rPr>
+          <w:rFonts w:ascii="Microsoft YaHei" w:hAnsi="Microsoft YaHei"/>
+        </w:rPr>
+        <w:t xml:space="preserve">早盘出现 </w:t>
       </w:r>
       <w:r>
         <w:rPr>
@@ -2347,119 +2416,13 @@
           <w:b/>
           <w:color w:val="1A1A1A"/>
         </w:rPr>
-        <w:t>6月社零数据超预期</w:t>
+        <w:t>大买盘</w:t>
       </w:r>
       <w:r>
         <w:rPr>
           <w:rFonts w:ascii="Microsoft YaHei" w:hAnsi="Microsoft YaHei"/>
         </w:rPr>
-        <w:t>，大促带动可选消费回暖。上海市委财经工作会议提出研究推进国际消费中心城市建设、大力拓展入境消费，政策利好密集释放对消费板块形成系统提振。</w:t>
-      </w:r>
-    </w:p>
-    <w:p>
-      <w:r>
-        <w:rPr>
-          <w:rFonts w:ascii="Microsoft YaHei" w:hAnsi="Microsoft YaHei"/>
-          <w:b/>
-          <w:color w:val="1A1A1A"/>
-        </w:rPr>
-        <w:t>3. 消费龙头ETF新进重仓（资金面利好）</w:t>
-      </w:r>
-    </w:p>
-    <w:p>
-      <w:r>
-        <w:rPr>
-          <w:rFonts w:ascii="Microsoft YaHei" w:hAnsi="Microsoft YaHei"/>
-        </w:rPr>
-        <w:t xml:space="preserve">消费龙头ETF工银（159520）今日盘中逆势上涨 </w:t>
-      </w:r>
-      <w:r>
-        <w:rPr>
-          <w:rFonts w:ascii="Microsoft YaHei" w:hAnsi="Microsoft YaHei"/>
-          <w:b/>
-          <w:color w:val="1A1A1A"/>
-        </w:rPr>
-        <w:t>1.528%</w:t>
-      </w:r>
-      <w:r>
-        <w:rPr>
-          <w:rFonts w:ascii="Microsoft YaHei" w:hAnsi="Microsoft YaHei"/>
-        </w:rPr>
-        <w:t>，据2026年二季报显示，</w:t>
-      </w:r>
-      <w:r>
-        <w:rPr>
-          <w:rFonts w:ascii="Microsoft YaHei" w:hAnsi="Microsoft YaHei"/>
-          <w:b/>
-          <w:color w:val="1A1A1A"/>
-        </w:rPr>
-        <w:t>中国中免为新进前十大重仓股</w:t>
-      </w:r>
-      <w:r>
-        <w:rPr>
-          <w:rFonts w:ascii="Microsoft YaHei" w:hAnsi="Microsoft YaHei"/>
-        </w:rPr>
-        <w:t>，说明机构资金正在积极配置消费龙头，中免获得增量ETF资金被动买入支撑。</w:t>
-      </w:r>
-    </w:p>
-    <w:p>
-      <w:r>
-        <w:rPr>
-          <w:rFonts w:ascii="Microsoft YaHei" w:hAnsi="Microsoft YaHei"/>
-          <w:b/>
-          <w:color w:val="1A1A1A"/>
-        </w:rPr>
-        <w:t>4. 融资数据（中性偏多）</w:t>
-      </w:r>
-    </w:p>
-    <w:p>
-      <w:r>
-        <w:rPr>
-          <w:rFonts w:ascii="Microsoft YaHei" w:hAnsi="Microsoft YaHei"/>
-        </w:rPr>
-        <w:t xml:space="preserve">昨日融资买入 </w:t>
-      </w:r>
-      <w:r>
-        <w:rPr>
-          <w:rFonts w:ascii="Microsoft YaHei" w:hAnsi="Microsoft YaHei"/>
-          <w:b/>
-          <w:color w:val="1A1A1A"/>
-        </w:rPr>
-        <w:t>1.59亿元</w:t>
-      </w:r>
-      <w:r>
-        <w:rPr>
-          <w:rFonts w:ascii="Microsoft YaHei" w:hAnsi="Microsoft YaHei"/>
-        </w:rPr>
-        <w:t xml:space="preserve">，融资余额 </w:t>
-      </w:r>
-      <w:r>
-        <w:rPr>
-          <w:rFonts w:ascii="Microsoft YaHei" w:hAnsi="Microsoft YaHei"/>
-          <w:b/>
-          <w:color w:val="1A1A1A"/>
-        </w:rPr>
-        <w:t>35.94亿元</w:t>
-      </w:r>
-      <w:r>
-        <w:rPr>
-          <w:rFonts w:ascii="Microsoft YaHei" w:hAnsi="Microsoft YaHei"/>
-        </w:rPr>
-        <w:t xml:space="preserve">。虽然融资净偿还 </w:t>
-      </w:r>
-      <w:r>
-        <w:rPr>
-          <w:rFonts w:ascii="Microsoft YaHei" w:hAnsi="Microsoft YaHei"/>
-          <w:b/>
-          <w:color w:val="1A1A1A"/>
-        </w:rPr>
-        <w:t>7,481万元</w:t>
-      </w:r>
-      <w:r>
-        <w:rPr>
-          <w:rFonts w:ascii="Microsoft YaHei" w:hAnsi="Microsoft YaHei"/>
-        </w:rPr>
-        <w:t>，但整体规模处于近一年低位，后续加杠杆空间充足。</w:t>
+        <w:t xml:space="preserve"> 后股价快速拉升，但随后出现3次大卖盘，说明多空在高位存在一定分歧，部分获利盘选择兑现。</w:t>
       </w:r>
     </w:p>
     <w:p>
@@ -2498,7 +2461,7 @@
           <w:color w:val="333333"/>
           <w:sz w:val="24"/>
         </w:rPr>
-        <w:t>所属板块表现一览</w:t>
+        <w:t>所属板块表现</w:t>
       </w:r>
     </w:p>
     <w:tbl>
@@ -2554,7 +2517,7 @@
                 <w:color w:val="1A1A1A"/>
                 <w:sz w:val="18"/>
               </w:rPr>
-              <w:t>涨跌幅</w:t>
+              <w:t>涨幅</w:t>
             </w:r>
           </w:p>
         </w:tc>
@@ -2575,7 +2538,7 @@
                 <w:color w:val="1A1A1A"/>
                 <w:sz w:val="18"/>
               </w:rPr>
-              <w:t>板块内排名</w:t>
+              <w:t>板块排名</w:t>
             </w:r>
           </w:p>
         </w:tc>
@@ -2596,7 +2559,7 @@
                 <w:color w:val="1A1A1A"/>
                 <w:sz w:val="18"/>
               </w:rPr>
-              <w:t>表现评价</w:t>
+              <w:t>该股排名</w:t>
             </w:r>
           </w:p>
         </w:tc>
@@ -2614,17 +2577,260 @@
             <w:r>
               <w:rPr>
                 <w:rFonts w:ascii="Microsoft YaHei" w:hAnsi="Microsoft YaHei"/>
-                <w:b/>
-                <w:color w:val="1A1A1A"/>
                 <w:sz w:val="18"/>
               </w:rPr>
-              <w:t>酒店、餐馆与休闲</w:t>
+              <w:t>沪深300样本股</w:t>
             </w:r>
           </w:p>
         </w:tc>
         <w:tc>
           <w:tcPr>
             <w:tcW w:type="dxa" w:w="2266"/>
+          </w:tcPr>
+          <w:p>
+            <w:pPr>
+              <w:spacing w:before="40" w:after="40" w:line="288" w:lineRule="auto"/>
+            </w:pPr>
+            <w:r/>
+            <w:r>
+              <w:rPr>
+                <w:rFonts w:ascii="Microsoft YaHei" w:hAnsi="Microsoft YaHei"/>
+                <w:b/>
+                <w:color w:val="1A1A1A"/>
+                <w:sz w:val="18"/>
+              </w:rPr>
+              <w:t>+1.57%</w:t>
+            </w:r>
+          </w:p>
+        </w:tc>
+        <w:tc>
+          <w:tcPr>
+            <w:tcW w:type="dxa" w:w="2266"/>
+          </w:tcPr>
+          <w:p>
+            <w:pPr>
+              <w:spacing w:before="40" w:after="40" w:line="288" w:lineRule="auto"/>
+            </w:pPr>
+            <w:r/>
+            <w:r>
+              <w:rPr>
+                <w:rFonts w:ascii="Microsoft YaHei" w:hAnsi="Microsoft YaHei"/>
+                <w:sz w:val="18"/>
+              </w:rPr>
+              <w:t>75/1158</w:t>
+            </w:r>
+          </w:p>
+        </w:tc>
+        <w:tc>
+          <w:tcPr>
+            <w:tcW w:type="dxa" w:w="2266"/>
+          </w:tcPr>
+          <w:p>
+            <w:pPr>
+              <w:spacing w:before="40" w:after="40" w:line="288" w:lineRule="auto"/>
+            </w:pPr>
+            <w:r/>
+            <w:r>
+              <w:rPr>
+                <w:rFonts w:ascii="Microsoft YaHei" w:hAnsi="Microsoft YaHei"/>
+                <w:sz w:val="18"/>
+              </w:rPr>
+              <w:t>85/319</w:t>
+            </w:r>
+          </w:p>
+        </w:tc>
+      </w:tr>
+      <w:tr>
+        <w:tc>
+          <w:tcPr>
+            <w:tcW w:type="dxa" w:w="2266"/>
+            <w:shd w:fill="F8F9FA" w:val="clear"/>
+          </w:tcPr>
+          <w:p>
+            <w:pPr>
+              <w:spacing w:before="40" w:after="40" w:line="288" w:lineRule="auto"/>
+            </w:pPr>
+            <w:r/>
+            <w:r>
+              <w:rPr>
+                <w:rFonts w:ascii="Microsoft YaHei" w:hAnsi="Microsoft YaHei"/>
+                <w:sz w:val="18"/>
+              </w:rPr>
+              <w:t>上证50样本股</w:t>
+            </w:r>
+          </w:p>
+        </w:tc>
+        <w:tc>
+          <w:tcPr>
+            <w:tcW w:type="dxa" w:w="2266"/>
+            <w:shd w:fill="F8F9FA" w:val="clear"/>
+          </w:tcPr>
+          <w:p>
+            <w:pPr>
+              <w:spacing w:before="40" w:after="40" w:line="288" w:lineRule="auto"/>
+            </w:pPr>
+            <w:r/>
+            <w:r>
+              <w:rPr>
+                <w:rFonts w:ascii="Microsoft YaHei" w:hAnsi="Microsoft YaHei"/>
+                <w:b/>
+                <w:color w:val="1A1A1A"/>
+                <w:sz w:val="18"/>
+              </w:rPr>
+              <w:t>+3.11%</w:t>
+            </w:r>
+          </w:p>
+        </w:tc>
+        <w:tc>
+          <w:tcPr>
+            <w:tcW w:type="dxa" w:w="2266"/>
+            <w:shd w:fill="F8F9FA" w:val="clear"/>
+          </w:tcPr>
+          <w:p>
+            <w:pPr>
+              <w:spacing w:before="40" w:after="40" w:line="288" w:lineRule="auto"/>
+            </w:pPr>
+            <w:r/>
+            <w:r>
+              <w:rPr>
+                <w:rFonts w:ascii="Microsoft YaHei" w:hAnsi="Microsoft YaHei"/>
+                <w:sz w:val="18"/>
+              </w:rPr>
+              <w:t>35/1158</w:t>
+            </w:r>
+          </w:p>
+        </w:tc>
+        <w:tc>
+          <w:tcPr>
+            <w:tcW w:type="dxa" w:w="2266"/>
+            <w:shd w:fill="F8F9FA" w:val="clear"/>
+          </w:tcPr>
+          <w:p>
+            <w:pPr>
+              <w:spacing w:before="40" w:after="40" w:line="288" w:lineRule="auto"/>
+            </w:pPr>
+            <w:r/>
+            <w:r>
+              <w:rPr>
+                <w:rFonts w:ascii="Microsoft YaHei" w:hAnsi="Microsoft YaHei"/>
+                <w:b/>
+                <w:color w:val="1A1A1A"/>
+                <w:sz w:val="18"/>
+              </w:rPr>
+              <w:t>25/55</w:t>
+            </w:r>
+          </w:p>
+        </w:tc>
+      </w:tr>
+      <w:tr>
+        <w:tc>
+          <w:tcPr>
+            <w:tcW w:type="dxa" w:w="2266"/>
+          </w:tcPr>
+          <w:p>
+            <w:pPr>
+              <w:spacing w:before="40" w:after="40" w:line="288" w:lineRule="auto"/>
+            </w:pPr>
+            <w:r/>
+            <w:r>
+              <w:rPr>
+                <w:rFonts w:ascii="Microsoft YaHei" w:hAnsi="Microsoft YaHei"/>
+                <w:sz w:val="18"/>
+              </w:rPr>
+              <w:t>消费者服务(A股)</w:t>
+            </w:r>
+          </w:p>
+        </w:tc>
+        <w:tc>
+          <w:tcPr>
+            <w:tcW w:type="dxa" w:w="2266"/>
+          </w:tcPr>
+          <w:p>
+            <w:pPr>
+              <w:spacing w:before="40" w:after="40" w:line="288" w:lineRule="auto"/>
+            </w:pPr>
+            <w:r/>
+            <w:r>
+              <w:rPr>
+                <w:rFonts w:ascii="Microsoft YaHei" w:hAnsi="Microsoft YaHei"/>
+                <w:b/>
+                <w:color w:val="1A1A1A"/>
+                <w:sz w:val="18"/>
+              </w:rPr>
+              <w:t>-1.46%</w:t>
+            </w:r>
+          </w:p>
+        </w:tc>
+        <w:tc>
+          <w:tcPr>
+            <w:tcW w:type="dxa" w:w="2266"/>
+          </w:tcPr>
+          <w:p>
+            <w:pPr>
+              <w:spacing w:before="40" w:after="40" w:line="288" w:lineRule="auto"/>
+            </w:pPr>
+            <w:r/>
+            <w:r>
+              <w:rPr>
+                <w:rFonts w:ascii="Microsoft YaHei" w:hAnsi="Microsoft YaHei"/>
+                <w:sz w:val="18"/>
+              </w:rPr>
+              <w:t>521/1158</w:t>
+            </w:r>
+          </w:p>
+        </w:tc>
+        <w:tc>
+          <w:tcPr>
+            <w:tcW w:type="dxa" w:w="2266"/>
+          </w:tcPr>
+          <w:p>
+            <w:pPr>
+              <w:spacing w:before="40" w:after="40" w:line="288" w:lineRule="auto"/>
+            </w:pPr>
+            <w:r/>
+            <w:r>
+              <w:rPr>
+                <w:rFonts w:ascii="Microsoft YaHei" w:hAnsi="Microsoft YaHei"/>
+                <w:b/>
+                <w:color w:val="1A1A1A"/>
+                <w:sz w:val="18"/>
+              </w:rPr>
+              <w:t>2/52</w:t>
+            </w:r>
+            <w:r>
+              <w:rPr>
+                <w:rFonts w:ascii="Microsoft YaHei" w:hAnsi="Microsoft YaHei"/>
+                <w:sz w:val="18"/>
+              </w:rPr>
+              <w:t>（领涨）</w:t>
+            </w:r>
+          </w:p>
+        </w:tc>
+      </w:tr>
+      <w:tr>
+        <w:tc>
+          <w:tcPr>
+            <w:tcW w:type="dxa" w:w="2266"/>
+            <w:shd w:fill="F8F9FA" w:val="clear"/>
+          </w:tcPr>
+          <w:p>
+            <w:pPr>
+              <w:spacing w:before="40" w:after="40" w:line="288" w:lineRule="auto"/>
+            </w:pPr>
+            <w:r/>
+            <w:r>
+              <w:rPr>
+                <w:rFonts w:ascii="Microsoft YaHei" w:hAnsi="Microsoft YaHei"/>
+                <w:sz w:val="18"/>
+              </w:rPr>
+              <w:t>酒店、餐馆与休闲(A股)</w:t>
+            </w:r>
+          </w:p>
+        </w:tc>
+        <w:tc>
+          <w:tcPr>
+            <w:tcW w:type="dxa" w:w="2266"/>
+            <w:shd w:fill="F8F9FA" w:val="clear"/>
           </w:tcPr>
           <w:p>
             <w:pPr>
@@ -2645,26 +2851,7 @@
         <w:tc>
           <w:tcPr>
             <w:tcW w:type="dxa" w:w="2266"/>
-          </w:tcPr>
-          <w:p>
-            <w:pPr>
-              <w:spacing w:before="40" w:after="40" w:line="288" w:lineRule="auto"/>
-            </w:pPr>
-            <w:r/>
-            <w:r>
-              <w:rPr>
-                <w:rFonts w:ascii="Microsoft YaHei" w:hAnsi="Microsoft YaHei"/>
-                <w:b/>
-                <w:color w:val="1A1A1A"/>
-                <w:sz w:val="18"/>
-              </w:rPr>
-              <w:t>第1/38位（领涨）</w:t>
-            </w:r>
-          </w:p>
-        </w:tc>
-        <w:tc>
-          <w:tcPr>
-            <w:tcW w:type="dxa" w:w="2266"/>
+            <w:shd w:fill="F8F9FA" w:val="clear"/>
           </w:tcPr>
           <w:p>
             <w:pPr>
@@ -2676,30 +2863,7 @@
                 <w:rFonts w:ascii="Microsoft YaHei" w:hAnsi="Microsoft YaHei"/>
                 <w:sz w:val="18"/>
               </w:rPr>
-              <w:t>中免领涨全板块</w:t>
-            </w:r>
-          </w:p>
-        </w:tc>
-      </w:tr>
-      <w:tr>
-        <w:tc>
-          <w:tcPr>
-            <w:tcW w:type="dxa" w:w="2266"/>
-            <w:shd w:fill="F8F9FA" w:val="clear"/>
-          </w:tcPr>
-          <w:p>
-            <w:pPr>
-              <w:spacing w:before="40" w:after="40" w:line="288" w:lineRule="auto"/>
-            </w:pPr>
-            <w:r/>
-            <w:r>
-              <w:rPr>
-                <w:rFonts w:ascii="Microsoft YaHei" w:hAnsi="Microsoft YaHei"/>
-                <w:b/>
-                <w:color w:val="1A1A1A"/>
-                <w:sz w:val="18"/>
-              </w:rPr>
-              <w:t>消费者服务</w:t>
+              <w:t>481/1158</w:t>
             </w:r>
           </w:p>
         </w:tc>
@@ -2720,47 +2884,14 @@
                 <w:color w:val="1A1A1A"/>
                 <w:sz w:val="18"/>
               </w:rPr>
-              <w:t>-1.46%</w:t>
+              <w:t>1/38</w:t>
             </w:r>
-          </w:p>
-        </w:tc>
-        <w:tc>
-          <w:tcPr>
-            <w:tcW w:type="dxa" w:w="2266"/>
-            <w:shd w:fill="F8F9FA" w:val="clear"/>
-          </w:tcPr>
-          <w:p>
-            <w:pPr>
-              <w:spacing w:before="40" w:after="40" w:line="288" w:lineRule="auto"/>
-            </w:pPr>
-            <w:r/>
-            <w:r>
-              <w:rPr>
-                <w:rFonts w:ascii="Microsoft YaHei" w:hAnsi="Microsoft YaHei"/>
-                <w:b/>
-                <w:color w:val="1A1A1A"/>
-                <w:sz w:val="18"/>
-              </w:rPr>
-              <w:t>第2/52位</w:t>
-            </w:r>
-          </w:p>
-        </w:tc>
-        <w:tc>
-          <w:tcPr>
-            <w:tcW w:type="dxa" w:w="2266"/>
-            <w:shd w:fill="F8F9FA" w:val="clear"/>
-          </w:tcPr>
-          <w:p>
-            <w:pPr>
-              <w:spacing w:before="40" w:after="40" w:line="288" w:lineRule="auto"/>
-            </w:pPr>
-            <w:r/>
             <w:r>
               <w:rPr>
                 <w:rFonts w:ascii="Microsoft YaHei" w:hAnsi="Microsoft YaHei"/>
                 <w:sz w:val="18"/>
               </w:rPr>
-              <w:t>跑赢板块超4.8个百分点</w:t>
+              <w:t>（领涨）</w:t>
             </w:r>
           </w:p>
         </w:tc>
@@ -2778,11 +2909,9 @@
             <w:r>
               <w:rPr>
                 <w:rFonts w:ascii="Microsoft YaHei" w:hAnsi="Microsoft YaHei"/>
-                <w:b/>
-                <w:color w:val="1A1A1A"/>
                 <w:sz w:val="18"/>
               </w:rPr>
-              <w:t>上证50样本股</w:t>
+              <w:t>酒店、度假村与豪华游轮(A股)</w:t>
             </w:r>
           </w:p>
         </w:tc>
@@ -2802,7 +2931,7 @@
                 <w:color w:val="1A1A1A"/>
                 <w:sz w:val="18"/>
               </w:rPr>
-              <w:t>+3.11%</w:t>
+              <w:t>-1.12%</w:t>
             </w:r>
           </w:p>
         </w:tc>
@@ -2820,7 +2949,7 @@
                 <w:rFonts w:ascii="Microsoft YaHei" w:hAnsi="Microsoft YaHei"/>
                 <w:sz w:val="18"/>
               </w:rPr>
-              <w:t>第25/55位</w:t>
+              <w:t>449/1158</w:t>
             </w:r>
           </w:p>
         </w:tc>
@@ -2836,91 +2965,18 @@
             <w:r>
               <w:rPr>
                 <w:rFonts w:ascii="Microsoft YaHei" w:hAnsi="Microsoft YaHei"/>
-                <w:sz w:val="18"/>
-              </w:rPr>
-              <w:t>权重蓝筹集体走强</w:t>
-            </w:r>
-          </w:p>
-        </w:tc>
-      </w:tr>
-      <w:tr>
-        <w:tc>
-          <w:tcPr>
-            <w:tcW w:type="dxa" w:w="2266"/>
-            <w:shd w:fill="F8F9FA" w:val="clear"/>
-          </w:tcPr>
-          <w:p>
-            <w:pPr>
-              <w:spacing w:before="40" w:after="40" w:line="288" w:lineRule="auto"/>
-            </w:pPr>
-            <w:r/>
-            <w:r>
-              <w:rPr>
-                <w:rFonts w:ascii="Microsoft YaHei" w:hAnsi="Microsoft YaHei"/>
                 <w:b/>
                 <w:color w:val="1A1A1A"/>
                 <w:sz w:val="18"/>
               </w:rPr>
-              <w:t>沪深300样本股</w:t>
+              <w:t>1/28</w:t>
             </w:r>
-          </w:p>
-        </w:tc>
-        <w:tc>
-          <w:tcPr>
-            <w:tcW w:type="dxa" w:w="2266"/>
-            <w:shd w:fill="F8F9FA" w:val="clear"/>
-          </w:tcPr>
-          <w:p>
-            <w:pPr>
-              <w:spacing w:before="40" w:after="40" w:line="288" w:lineRule="auto"/>
-            </w:pPr>
-            <w:r/>
-            <w:r>
-              <w:rPr>
-                <w:rFonts w:ascii="Microsoft YaHei" w:hAnsi="Microsoft YaHei"/>
-                <w:b/>
-                <w:color w:val="1A1A1A"/>
-                <w:sz w:val="18"/>
-              </w:rPr>
-              <w:t>+1.57%</w:t>
-            </w:r>
-          </w:p>
-        </w:tc>
-        <w:tc>
-          <w:tcPr>
-            <w:tcW w:type="dxa" w:w="2266"/>
-            <w:shd w:fill="F8F9FA" w:val="clear"/>
-          </w:tcPr>
-          <w:p>
-            <w:pPr>
-              <w:spacing w:before="40" w:after="40" w:line="288" w:lineRule="auto"/>
-            </w:pPr>
-            <w:r/>
             <w:r>
               <w:rPr>
                 <w:rFonts w:ascii="Microsoft YaHei" w:hAnsi="Microsoft YaHei"/>
                 <w:sz w:val="18"/>
               </w:rPr>
-              <w:t>第85/319位</w:t>
-            </w:r>
-          </w:p>
-        </w:tc>
-        <w:tc>
-          <w:tcPr>
-            <w:tcW w:type="dxa" w:w="2266"/>
-            <w:shd w:fill="F8F9FA" w:val="clear"/>
-          </w:tcPr>
-          <w:p>
-            <w:pPr>
-              <w:spacing w:before="40" w:after="40" w:line="288" w:lineRule="auto"/>
-            </w:pPr>
-            <w:r/>
-            <w:r>
-              <w:rPr>
-                <w:rFonts w:ascii="Microsoft YaHei" w:hAnsi="Microsoft YaHei"/>
-                <w:sz w:val="18"/>
-              </w:rPr>
-              <w:t>中免跑赢沪深300约1.78pct</w:t>
+              <w:t>（领涨）</w:t>
             </w:r>
           </w:p>
         </w:tc>
@@ -2934,13 +2990,18 @@
           <w:b/>
           <w:color w:val="1A1A1A"/>
         </w:rPr>
-        <w:t>板块联动分析</w:t>
+        <w:t>关键发现：</w:t>
       </w:r>
+    </w:p>
+    <w:p>
+      <w:pPr>
+        <w:pStyle w:val="ListBullet"/>
+      </w:pPr>
       <w:r>
         <w:rPr>
           <w:rFonts w:ascii="Microsoft YaHei" w:hAnsi="Microsoft YaHei"/>
         </w:rPr>
-        <w:t xml:space="preserve">：在上证50大涨 </w:t>
+        <w:t xml:space="preserve">中国中免在上证50样本股中排名 </w:t>
       </w:r>
       <w:r>
         <w:rPr>
@@ -2948,13 +3009,24 @@
           <w:b/>
           <w:color w:val="1A1A1A"/>
         </w:rPr>
-        <w:t>+3.11%</w:t>
+        <w:t>25/55</w:t>
       </w:r>
       <w:r>
         <w:rPr>
           <w:rFonts w:ascii="Microsoft YaHei" w:hAnsi="Microsoft YaHei"/>
         </w:rPr>
-        <w:t xml:space="preserve"> 的背景下，消费蓝筹（贵州茅台+2.10%、伊利股份+3.41%、锦江酒店+3.15%）形成联动效应。中国中免作为消费者服务子板块龙头，与锦江酒店、首旅酒店等酒店股同步走强，反映资金对 </w:t>
+        <w:t>，跑赢多数成份股</w:t>
+      </w:r>
+    </w:p>
+    <w:p>
+      <w:pPr>
+        <w:pStyle w:val="ListBullet"/>
+      </w:pPr>
+      <w:r>
+        <w:rPr>
+          <w:rFonts w:ascii="Microsoft YaHei" w:hAnsi="Microsoft YaHei"/>
+        </w:rPr>
+        <w:t xml:space="preserve">在 </w:t>
       </w:r>
       <w:r>
         <w:rPr>
@@ -2962,13 +3034,60 @@
           <w:b/>
           <w:color w:val="1A1A1A"/>
         </w:rPr>
-        <w:t>"消费复苏+暑期旅游旺季"</w:t>
+        <w:t>消费者服务、酒店餐馆与休闲、酒店度假村</w:t>
       </w:r>
       <w:r>
         <w:rPr>
           <w:rFonts w:ascii="Microsoft YaHei" w:hAnsi="Microsoft YaHei"/>
         </w:rPr>
-        <w:t xml:space="preserve"> 逻辑的集中认可。</w:t>
+        <w:t xml:space="preserve"> 三个细分板块中均位列 </w:t>
+      </w:r>
+      <w:r>
+        <w:rPr>
+          <w:rFonts w:ascii="Microsoft YaHei" w:hAnsi="Microsoft YaHei"/>
+          <w:b/>
+          <w:color w:val="1A1A1A"/>
+        </w:rPr>
+        <w:t>第1或第2名</w:t>
+      </w:r>
+      <w:r>
+        <w:rPr>
+          <w:rFonts w:ascii="Microsoft YaHei" w:hAnsi="Microsoft YaHei"/>
+        </w:rPr>
+        <w:t>，是板块内绝对的领涨龙头</w:t>
+      </w:r>
+    </w:p>
+    <w:p>
+      <w:pPr>
+        <w:pStyle w:val="ListBullet"/>
+      </w:pPr>
+      <w:r>
+        <w:rPr>
+          <w:rFonts w:ascii="Microsoft YaHei" w:hAnsi="Microsoft YaHei"/>
+        </w:rPr>
+        <w:t xml:space="preserve">所属部分消费服务板块指数为负（-1.46%），但中国中免逆势 </w:t>
+      </w:r>
+      <w:r>
+        <w:rPr>
+          <w:rFonts w:ascii="Microsoft YaHei" w:hAnsi="Microsoft YaHei"/>
+          <w:b/>
+          <w:color w:val="1A1A1A"/>
+        </w:rPr>
+        <w:t>+3.35%</w:t>
+      </w:r>
+      <w:r>
+        <w:rPr>
+          <w:rFonts w:ascii="Microsoft YaHei" w:hAnsi="Microsoft YaHei"/>
+        </w:rPr>
+        <w:t>，体现极强的</w:t>
+      </w:r>
+      <w:r>
+        <w:rPr>
+          <w:rFonts w:ascii="Microsoft YaHei" w:hAnsi="Microsoft YaHei"/>
+          <w:b/>
+          <w:color w:val="1A1A1A"/>
+        </w:rPr>
+        <w:t>个股阿尔法属性</w:t>
       </w:r>
     </w:p>
     <w:p>
@@ -3048,7 +3167,7 @@
                 <w:color w:val="1A1A1A"/>
                 <w:sz w:val="18"/>
               </w:rPr>
-              <w:t>评估</w:t>
+              <w:t>信号</w:t>
             </w:r>
           </w:p>
         </w:tc>
@@ -3069,7 +3188,7 @@
                 <w:color w:val="1A1A1A"/>
                 <w:sz w:val="18"/>
               </w:rPr>
-              <w:t>依据</w:t>
+              <w:t>评价</w:t>
             </w:r>
           </w:p>
         </w:tc>
@@ -3087,8 +3206,6 @@
             <w:r>
               <w:rPr>
                 <w:rFonts w:ascii="Microsoft YaHei" w:hAnsi="Microsoft YaHei"/>
-                <w:b/>
-                <w:color w:val="1A1A1A"/>
                 <w:sz w:val="18"/>
               </w:rPr>
               <w:t>市场情绪</w:t>
@@ -3109,7 +3226,7 @@
                 <w:rFonts w:ascii="Microsoft YaHei" w:hAnsi="Microsoft YaHei"/>
                 <w:sz w:val="18"/>
               </w:rPr>
-              <w:t>✅ 积极</w:t>
+              <w:t>热度57（高），上涨占比78%</w:t>
             </w:r>
           </w:p>
         </w:tc>
@@ -3127,7 +3244,7 @@
                 <w:rFonts w:ascii="Microsoft YaHei" w:hAnsi="Microsoft YaHei"/>
                 <w:sz w:val="18"/>
               </w:rPr>
-              <w:t>全市场成交放量，消费板块获政策催化</w:t>
+              <w:t>✅ 偏暖</w:t>
             </w:r>
           </w:p>
         </w:tc>
@@ -3146,8 +3263,6 @@
             <w:r>
               <w:rPr>
                 <w:rFonts w:ascii="Microsoft YaHei" w:hAnsi="Microsoft YaHei"/>
-                <w:b/>
-                <w:color w:val="1A1A1A"/>
                 <w:sz w:val="18"/>
               </w:rPr>
               <w:t>量价关系</w:t>
@@ -3169,7 +3284,7 @@
                 <w:rFonts w:ascii="Microsoft YaHei" w:hAnsi="Microsoft YaHei"/>
                 <w:sz w:val="18"/>
               </w:rPr>
-              <w:t>✅ 强势</w:t>
+              <w:t>放量上涨，量比1.21</w:t>
             </w:r>
           </w:p>
         </w:tc>
@@ -3188,7 +3303,7 @@
                 <w:rFonts w:ascii="Microsoft YaHei" w:hAnsi="Microsoft YaHei"/>
                 <w:sz w:val="18"/>
               </w:rPr>
-              <w:t>放量上涨，半日换手超昨日全天</w:t>
+              <w:t>✅ 健康</w:t>
             </w:r>
           </w:p>
         </w:tc>
@@ -3206,8 +3321,6 @@
             <w:r>
               <w:rPr>
                 <w:rFonts w:ascii="Microsoft YaHei" w:hAnsi="Microsoft YaHei"/>
-                <w:b/>
-                <w:color w:val="1A1A1A"/>
                 <w:sz w:val="18"/>
               </w:rPr>
               <w:t>资金动向</w:t>
@@ -3228,7 +3341,7 @@
                 <w:rFonts w:ascii="Microsoft YaHei" w:hAnsi="Microsoft YaHei"/>
                 <w:sz w:val="18"/>
               </w:rPr>
-              <w:t>✅ 净流入</w:t>
+              <w:t>盘中净流入4.03亿，大单主导</w:t>
             </w:r>
           </w:p>
         </w:tc>
@@ -3246,7 +3359,7 @@
                 <w:rFonts w:ascii="Microsoft YaHei" w:hAnsi="Microsoft YaHei"/>
                 <w:sz w:val="18"/>
               </w:rPr>
-              <w:t>主力大单+3.13亿，盘中持续净流入4.07亿</w:t>
+              <w:t>✅ 主力积极</w:t>
             </w:r>
           </w:p>
         </w:tc>
@@ -3265,8 +3378,6 @@
             <w:r>
               <w:rPr>
                 <w:rFonts w:ascii="Microsoft YaHei" w:hAnsi="Microsoft YaHei"/>
-                <w:b/>
-                <w:color w:val="1A1A1A"/>
                 <w:sz w:val="18"/>
               </w:rPr>
               <w:t>技术形态</w:t>
@@ -3288,7 +3399,7 @@
                 <w:rFonts w:ascii="Microsoft YaHei" w:hAnsi="Microsoft YaHei"/>
                 <w:sz w:val="18"/>
               </w:rPr>
-              <w:t>✅ 偏多</w:t>
+              <w:t>站上多条均线，逼近布林上轨</w:t>
             </w:r>
           </w:p>
         </w:tc>
@@ -3307,7 +3418,7 @@
                 <w:rFonts w:ascii="Microsoft YaHei" w:hAnsi="Microsoft YaHei"/>
                 <w:sz w:val="18"/>
               </w:rPr>
-              <w:t>站稳MA5/MA10/MA20，多头排列雏形初现</w:t>
+              <w:t>⚠️ 短线高位</w:t>
             </w:r>
           </w:p>
         </w:tc>
@@ -3325,11 +3436,9 @@
             <w:r>
               <w:rPr>
                 <w:rFonts w:ascii="Microsoft YaHei" w:hAnsi="Microsoft YaHei"/>
-                <w:b/>
-                <w:color w:val="1A1A1A"/>
                 <w:sz w:val="18"/>
               </w:rPr>
-              <w:t>估值水平</w:t>
+              <w:t>板块催化</w:t>
             </w:r>
           </w:p>
         </w:tc>
@@ -3347,7 +3456,7 @@
                 <w:rFonts w:ascii="Microsoft YaHei" w:hAnsi="Microsoft YaHei"/>
                 <w:sz w:val="18"/>
               </w:rPr>
-              <w:t>✅ 合理偏低</w:t>
+              <w:t>上海国际消费中心政策利好</w:t>
             </w:r>
           </w:p>
         </w:tc>
@@ -3365,7 +3474,7 @@
                 <w:rFonts w:ascii="Microsoft YaHei" w:hAnsi="Microsoft YaHei"/>
                 <w:sz w:val="18"/>
               </w:rPr>
-              <w:t>动态PE仅18.28倍，处于历史低位</w:t>
+              <w:t>✅ 正向催化</w:t>
             </w:r>
           </w:p>
         </w:tc>
@@ -3384,11 +3493,9 @@
             <w:r>
               <w:rPr>
                 <w:rFonts w:ascii="Microsoft YaHei" w:hAnsi="Microsoft YaHei"/>
-                <w:b/>
-                <w:color w:val="1A1A1A"/>
                 <w:sz w:val="18"/>
               </w:rPr>
-              <w:t>消息面</w:t>
+              <w:t>估值水平</w:t>
             </w:r>
           </w:p>
         </w:tc>
@@ -3407,7 +3514,7 @@
                 <w:rFonts w:ascii="Microsoft YaHei" w:hAnsi="Microsoft YaHei"/>
                 <w:sz w:val="18"/>
               </w:rPr>
-              <w:t>✅ 多利好共振</w:t>
+              <w:t>PE 18.28倍，历史低位</w:t>
             </w:r>
           </w:p>
         </w:tc>
@@ -3426,7 +3533,7 @@
                 <w:rFonts w:ascii="Microsoft YaHei" w:hAnsi="Microsoft YaHei"/>
                 <w:sz w:val="18"/>
               </w:rPr>
-              <w:t>海南免税数据、消费十五五规划、ETF增配</w:t>
+              <w:t>✅ 安全边际</w:t>
             </w:r>
           </w:p>
         </w:tc>
@@ -3440,32 +3547,65 @@
           <w:b/>
           <w:color w:val="1A1A1A"/>
         </w:rPr>
-        <w:t>午后关注要点</w:t>
+        <w:t>午间小结：</w:t>
       </w:r>
+    </w:p>
+    <w:p>
       <w:r>
         <w:rPr>
           <w:rFonts w:ascii="Microsoft YaHei" w:hAnsi="Microsoft YaHei"/>
         </w:rPr>
-        <w:t>：</w:t>
+        <w:t xml:space="preserve">中国中免今日呈现 </w:t>
       </w:r>
-    </w:p>
-    <w:p>
-      <w:pPr>
-        <w:pStyle w:val="ListNumber"/>
-      </w:pPr>
       <w:r>
         <w:rPr>
           <w:rFonts w:ascii="Microsoft YaHei" w:hAnsi="Microsoft YaHei"/>
           <w:b/>
           <w:color w:val="1A1A1A"/>
         </w:rPr>
-        <w:t>压力位</w:t>
+        <w:t>放量上攻</w:t>
       </w:r>
       <w:r>
         <w:rPr>
           <w:rFonts w:ascii="Microsoft YaHei" w:hAnsi="Microsoft YaHei"/>
         </w:rPr>
-        <w:t xml:space="preserve">：布林带上轨 </w:t>
+        <w:t xml:space="preserve"> 态势，半日涨幅 </w:t>
+      </w:r>
+      <w:r>
+        <w:rPr>
+          <w:rFonts w:ascii="Microsoft YaHei" w:hAnsi="Microsoft YaHei"/>
+          <w:b/>
+          <w:color w:val="1A1A1A"/>
+        </w:rPr>
+        <w:t>+3.35%</w:t>
+      </w:r>
+      <w:r>
+        <w:rPr>
+          <w:rFonts w:ascii="Microsoft YaHei" w:hAnsi="Microsoft YaHei"/>
+        </w:rPr>
+        <w:t xml:space="preserve">，资金净流入 </w:t>
+      </w:r>
+      <w:r>
+        <w:rPr>
+          <w:rFonts w:ascii="Microsoft YaHei" w:hAnsi="Microsoft YaHei"/>
+          <w:b/>
+          <w:color w:val="1A1A1A"/>
+        </w:rPr>
+        <w:t>4.03亿元</w:t>
+      </w:r>
+      <w:r>
+        <w:rPr>
+          <w:rFonts w:ascii="Microsoft YaHei" w:hAnsi="Microsoft YaHei"/>
+        </w:rPr>
+        <w:t>，大单资金连续两日主导流入，主力做多信号明确。上海推进国际消费中心城市建设的政策利好为消费板块注入新动力，公司作为免税龙头直接受益。</w:t>
+      </w:r>
+    </w:p>
+    <w:p>
+      <w:r>
+        <w:rPr>
+          <w:rFonts w:ascii="Microsoft YaHei" w:hAnsi="Microsoft YaHei"/>
+        </w:rPr>
+        <w:t xml:space="preserve">短线来看，股价已逼近布林上轨 </w:t>
       </w:r>
       <w:r>
         <w:rPr>
@@ -3479,7 +3619,7 @@
         <w:rPr>
           <w:rFonts w:ascii="Microsoft YaHei" w:hAnsi="Microsoft YaHei"/>
         </w:rPr>
-        <w:t xml:space="preserve">，今日盘中最高 </w:t>
+        <w:t xml:space="preserve">，且盘中出现多次大卖盘，高位存在一定获利回吐压力。午后需重点关注 </w:t>
       </w:r>
       <w:r>
         <w:rPr>
@@ -3493,26 +3633,7 @@
         <w:rPr>
           <w:rFonts w:ascii="Microsoft YaHei" w:hAnsi="Microsoft YaHei"/>
         </w:rPr>
-        <w:t xml:space="preserve"> 已接近该位置，午后能否突破决定短线强度</w:t>
-      </w:r>
-    </w:p>
-    <w:p>
-      <w:pPr>
-        <w:pStyle w:val="ListNumber"/>
-      </w:pPr>
-      <w:r>
-        <w:rPr>
-          <w:rFonts w:ascii="Microsoft YaHei" w:hAnsi="Microsoft YaHei"/>
-          <w:b/>
-          <w:color w:val="1A1A1A"/>
-        </w:rPr>
-        <w:t>量能持续性</w:t>
-      </w:r>
-      <w:r>
-        <w:rPr>
-          <w:rFonts w:ascii="Microsoft YaHei" w:hAnsi="Microsoft YaHei"/>
-        </w:rPr>
-        <w:t xml:space="preserve">：半日成交27.18亿元，若午后维持放量节奏，全日成交有望突破 </w:t>
+        <w:t xml:space="preserve">（今日高点）及 </w:t>
       </w:r>
       <w:r>
         <w:rPr>
@@ -3520,67 +3641,13 @@
           <w:b/>
           <w:color w:val="1A1A1A"/>
         </w:rPr>
-        <w:t>50亿元</w:t>
+        <w:t>55.83元</w:t>
       </w:r>
       <w:r>
         <w:rPr>
           <w:rFonts w:ascii="Microsoft YaHei" w:hAnsi="Microsoft YaHei"/>
         </w:rPr>
-        <w:t xml:space="preserve"> 级别</w:t>
-      </w:r>
-    </w:p>
-    <w:p>
-      <w:pPr>
-        <w:pStyle w:val="ListNumber"/>
-      </w:pPr>
-      <w:r>
-        <w:rPr>
-          <w:rFonts w:ascii="Microsoft YaHei" w:hAnsi="Microsoft YaHei"/>
-          <w:b/>
-          <w:color w:val="1A1A1A"/>
-        </w:rPr>
-        <w:t>支撑位</w:t>
-      </w:r>
-      <w:r>
-        <w:rPr>
-          <w:rFonts w:ascii="Microsoft YaHei" w:hAnsi="Microsoft YaHei"/>
-        </w:rPr>
-        <w:t>：MA5（54.51元）及今日均价（54.22元）构成第一道支撑，MA10（53.44元）为强支撑</w:t>
-      </w:r>
-    </w:p>
-    <w:p>
-      <w:pPr>
-        <w:pStyle w:val="ListNumber"/>
-      </w:pPr>
-      <w:r>
-        <w:rPr>
-          <w:rFonts w:ascii="Microsoft YaHei" w:hAnsi="Microsoft YaHei"/>
-          <w:b/>
-          <w:color w:val="1A1A1A"/>
-        </w:rPr>
-        <w:t>板块联动</w:t>
-      </w:r>
-      <w:r>
-        <w:rPr>
-          <w:rFonts w:ascii="Microsoft YaHei" w:hAnsi="Microsoft YaHei"/>
-        </w:rPr>
-        <w:t>：关注上证50及消费板块整体动向，若指数午后继续走强，中免有望挑战上轨压力</w:t>
-      </w:r>
-    </w:p>
-    <w:p>
-      <w:r>
-        <w:rPr>
-          <w:rFonts w:ascii="Microsoft YaHei" w:hAnsi="Microsoft YaHei"/>
-          <w:b/>
-          <w:color w:val="1A1A1A"/>
-        </w:rPr>
-        <w:t>主力观点</w:t>
-      </w:r>
-      <w:r>
-        <w:rPr>
-          <w:rFonts w:ascii="Microsoft YaHei" w:hAnsi="Microsoft YaHei"/>
-        </w:rPr>
-        <w:t>：中国中免今日在</w:t>
+        <w:t xml:space="preserve">（布林上轨）的突破情况，若量能持续配合，有望向上挑战；若遇阻回落，则关注 </w:t>
       </w:r>
       <w:r>
         <w:rPr>
@@ -3588,64 +3655,14 @@
           <w:b/>
           <w:color w:val="1A1A1A"/>
         </w:rPr>
-        <w:t>政策利好（消费十五五规划）</w:t>
+        <w:t>MA5（54.51元）</w:t>
       </w:r>
       <w:r>
         <w:rPr>
           <w:rFonts w:ascii="Microsoft YaHei" w:hAnsi="Microsoft YaHei"/>
         </w:rPr>
-        <w:t>、</w:t>
+        <w:t xml:space="preserve"> 附近的支撑力度。</w:t>
       </w:r>
-      <w:r>
-        <w:rPr>
-          <w:rFonts w:ascii="Microsoft YaHei" w:hAnsi="Microsoft YaHei"/>
-          <w:b/>
-          <w:color w:val="1A1A1A"/>
-        </w:rPr>
-        <w:t>行业数据支撑（海南离岛免税近200亿元）</w:t>
-      </w:r>
-      <w:r>
-        <w:rPr>
-          <w:rFonts w:ascii="Microsoft YaHei" w:hAnsi="Microsoft YaHei"/>
-        </w:rPr>
-        <w:t>、</w:t>
-      </w:r>
-      <w:r>
-        <w:rPr>
-          <w:rFonts w:ascii="Microsoft YaHei" w:hAnsi="Microsoft YaHei"/>
-          <w:b/>
-          <w:color w:val="1A1A1A"/>
-        </w:rPr>
-        <w:t>机构资金增配（消费ETF新进重仓）</w:t>
-      </w:r>
-      <w:r>
-        <w:rPr>
-          <w:rFonts w:ascii="Microsoft YaHei" w:hAnsi="Microsoft YaHei"/>
-        </w:rPr>
-        <w:t xml:space="preserve">三重利好共振下强势上攻，半日涨幅+3.35%领涨消费服务板块。动态PE仅 </w:t>
-      </w:r>
-      <w:r>
-        <w:rPr>
-          <w:rFonts w:ascii="Microsoft YaHei" w:hAnsi="Microsoft YaHei"/>
-          <w:b/>
-          <w:color w:val="1A1A1A"/>
-        </w:rPr>
-        <w:t>18.28倍</w:t>
-      </w:r>
-      <w:r>
-        <w:rPr>
-          <w:rFonts w:ascii="Microsoft YaHei" w:hAnsi="Microsoft YaHei"/>
-        </w:rPr>
-        <w:t xml:space="preserve"> 处于历史低位，具备估值修复空间。短期关注布林上轨压力，中期在消费复苏逻辑下具备持续修复动力。</w:t>
-      </w:r>
-    </w:p>
-    <w:p>
-      <w:pPr>
-        <w:spacing w:before="240" w:after="240"/>
-        <w:pBdr>
-          <w:bottom w:val="single" w:sz="4" w:space="1" w:color="D0D7DE"/>
-        </w:pBdr>
-      </w:pPr>
     </w:p>
     <w:p>
       <w:r>
@@ -3660,13 +3677,13 @@
           <w:b/>
           <w:color w:val="1A1A1A"/>
         </w:rPr>
-        <w:t>风险提示</w:t>
+        <w:t>风险提示：</w:t>
       </w:r>
       <w:r>
         <w:rPr>
           <w:rFonts w:ascii="Microsoft YaHei" w:hAnsi="Microsoft YaHei"/>
         </w:rPr>
-        <w:t>：本文基于公开数据分析，不构成投资建议。股市有风险，投资需谨慎。请关注后续融资数据变化、免税政策落地节奏及大盘系统性风险。</w:t>
+        <w:t xml:space="preserve"> 以上分析基于午间盘中数据，不构成投资建议。股市有风险，投资需谨慎。</w:t>
       </w:r>
     </w:p>
     <w:sectPr>
